--- a/TadReamk Limited Final Report.docx
+++ b/TadReamk Limited Final Report.docx
@@ -61,6 +61,7 @@
         </w:rPr>
         <w:t>1 April 2025 to 31 March 2026</w:t>
       </w:r>
+      <w:proofErr w:type="gramStart"/>
       <w:r>
         <w:rPr>
           <w:rFonts w:ascii="Times New Roman" w:hAnsi="Times New Roman" w:cs="Times New Roman"/>
@@ -75,6 +76,7 @@
         </w:rPr>
         <w:t>)</w:t>
       </w:r>
+      <w:proofErr w:type="gramEnd"/>
     </w:p>
     <w:p>
       <w:pPr>
@@ -93,6 +95,7 @@
         </w:rPr>
         <w:t xml:space="preserve">Submitted by </w:t>
       </w:r>
+      <w:proofErr w:type="spellStart"/>
       <w:r>
         <w:rPr>
           <w:rFonts w:ascii="Times New Roman" w:hAnsi="Times New Roman" w:cs="Times New Roman" w:hint="eastAsia"/>
@@ -100,6 +103,7 @@
         </w:rPr>
         <w:t>TadReamk</w:t>
       </w:r>
+      <w:proofErr w:type="spellEnd"/>
       <w:r>
         <w:rPr>
           <w:rFonts w:ascii="Times New Roman" w:eastAsia="PMingLiU" w:hAnsi="Times New Roman" w:cs="Times New Roman"/>
@@ -279,7 +283,15 @@
               <w:jc w:val="both"/>
             </w:pPr>
             <w:r>
-              <w:t>Building on the exponential growth reported in the 2024-25 final report, TadReamk Limited has, during the 2025-26 financial year, consolidated its position as Hong Kong's leading AI trademark start-up and converted earlier R&amp;D investment into tangible market traction.</w:t>
+              <w:t xml:space="preserve">Building on the exponential growth reported in the 2024-25 final report, </w:t>
+            </w:r>
+            <w:proofErr w:type="spellStart"/>
+            <w:r>
+              <w:t>TadReamk</w:t>
+            </w:r>
+            <w:proofErr w:type="spellEnd"/>
+            <w:r>
+              <w:t xml:space="preserve"> Limited has, during the 2025-26 financial year, consolidated its position as Hong Kong's leading AI trademark start-up and converted earlier R&amp;D investment into tangible market traction.</w:t>
             </w:r>
           </w:p>
           <w:p>
@@ -292,7 +304,15 @@
               <w:jc w:val="both"/>
             </w:pPr>
             <w:r>
-              <w:t>The 2025-26 period has been characterised by five themes:</w:t>
+              <w:t xml:space="preserve">The 2025-26 period has been </w:t>
+            </w:r>
+            <w:proofErr w:type="spellStart"/>
+            <w:r>
+              <w:t>characterised</w:t>
+            </w:r>
+            <w:proofErr w:type="spellEnd"/>
+            <w:r>
+              <w:t xml:space="preserve"> by five themes:</w:t>
             </w:r>
           </w:p>
           <w:p>
@@ -316,13 +336,45 @@
               <w:t>From single products to a unified software suite.</w:t>
             </w:r>
             <w:r>
-              <w:t xml:space="preserve"> Whereas in earlier phases TadReamk Eye (TE), TadReamk Create (TC) and MallBuddy were marketed largely as separate offerings, during this reporting period we have packaged them as a coherent </w:t>
-            </w:r>
-            <w:r>
-              <w:rPr>
-                <w:b/>
-              </w:rPr>
-              <w:t>TadReamk software suite</w:t>
+              <w:t xml:space="preserve"> Whereas in earlier phases </w:t>
+            </w:r>
+            <w:proofErr w:type="spellStart"/>
+            <w:r>
+              <w:t>TadReamk</w:t>
+            </w:r>
+            <w:proofErr w:type="spellEnd"/>
+            <w:r>
+              <w:t xml:space="preserve"> Eye (TE), </w:t>
+            </w:r>
+            <w:proofErr w:type="spellStart"/>
+            <w:r>
+              <w:t>TadReamk</w:t>
+            </w:r>
+            <w:proofErr w:type="spellEnd"/>
+            <w:r>
+              <w:t xml:space="preserve"> Create (TC) and </w:t>
+            </w:r>
+            <w:proofErr w:type="spellStart"/>
+            <w:r>
+              <w:t>MallBuddy</w:t>
+            </w:r>
+            <w:proofErr w:type="spellEnd"/>
+            <w:r>
+              <w:t xml:space="preserve"> were marketed largely as separate offerings, during this reporting period we have packaged them as a coherent </w:t>
+            </w:r>
+            <w:proofErr w:type="spellStart"/>
+            <w:r>
+              <w:rPr>
+                <w:b/>
+              </w:rPr>
+              <w:t>TadReamk</w:t>
+            </w:r>
+            <w:proofErr w:type="spellEnd"/>
+            <w:r>
+              <w:rPr>
+                <w:b/>
+              </w:rPr>
+              <w:t xml:space="preserve"> software suite</w:t>
             </w:r>
             <w:r>
               <w:t xml:space="preserve"> and made our first commercial sales on that basis. In October 2025, the company concluded two sales of the software suite at </w:t>
@@ -334,7 +386,31 @@
               <w:t>RMB 2,000 each</w:t>
             </w:r>
             <w:r>
-              <w:t xml:space="preserve"> — not merely TC-specific deals, but full-suite engagements covering TadReamk Lace, TadReamk Eye and TadReamk Create. This validates our long-standing strategy of building complementary tools around a shared logo-detection and trademark-similarity backbone.</w:t>
+              <w:t xml:space="preserve"> — not merely TC-specific deals, but full-suite engagements covering </w:t>
+            </w:r>
+            <w:proofErr w:type="spellStart"/>
+            <w:r>
+              <w:t>TadReamk</w:t>
+            </w:r>
+            <w:proofErr w:type="spellEnd"/>
+            <w:r>
+              <w:t xml:space="preserve"> Lace, </w:t>
+            </w:r>
+            <w:proofErr w:type="spellStart"/>
+            <w:r>
+              <w:t>TadReamk</w:t>
+            </w:r>
+            <w:proofErr w:type="spellEnd"/>
+            <w:r>
+              <w:t xml:space="preserve"> Eye and </w:t>
+            </w:r>
+            <w:proofErr w:type="spellStart"/>
+            <w:r>
+              <w:t>TadReamk</w:t>
+            </w:r>
+            <w:proofErr w:type="spellEnd"/>
+            <w:r>
+              <w:t xml:space="preserve"> Create. This validates our long-standing strategy of building complementary tools around a shared logo-detection and trademark-similarity backbone.</w:t>
             </w:r>
           </w:p>
           <w:p>
@@ -353,7 +429,15 @@
               <w:t>Re-engineering on top of the new generation of LLMs.</w:t>
             </w:r>
             <w:r>
-              <w:t xml:space="preserve"> The entire TadReamk software suite was revamped during 2025-26 to adopt new AI coding standards, allowing us to take advantage of the latest, far more capable class of large language models. This systematic re-engineering keeps the suite at the technological frontier without needing to reinvent the wheel for each new model release.</w:t>
+              <w:t xml:space="preserve"> The entire </w:t>
+            </w:r>
+            <w:proofErr w:type="spellStart"/>
+            <w:r>
+              <w:t>TadReamk</w:t>
+            </w:r>
+            <w:proofErr w:type="spellEnd"/>
+            <w:r>
+              <w:t xml:space="preserve"> software suite was revamped during 2025-26 to adopt new AI coding standards, allowing us to take advantage of the latest, far more capable class of large language models. This systematic re-engineering keeps the suite at the technological frontier without needing to reinvent the wheel for each new model release.</w:t>
             </w:r>
           </w:p>
           <w:p>
@@ -381,7 +465,15 @@
               <w:t>logo design competition</w:t>
             </w:r>
             <w:r>
-              <w:t xml:space="preserve"> powered by TC. The competition will be carried out in partnership with the Hong Kong Baptist University (HKBU) Science Faculty, and the winning concept will be incorporated into the Faculty's </w:t>
+              <w:t xml:space="preserve"> powered by TC. The competition will be carried out in partnership with the Hong Kong Baptist University (HKBU) Science Faculty, and the winning concept will be incorporated into the </w:t>
+            </w:r>
+            <w:proofErr w:type="gramStart"/>
+            <w:r>
+              <w:t>Faculty's</w:t>
+            </w:r>
+            <w:proofErr w:type="gramEnd"/>
+            <w:r>
+              <w:t xml:space="preserve"> </w:t>
             </w:r>
             <w:r>
               <w:rPr>
@@ -427,7 +519,15 @@
               <w:t>videos, blogs and stories</w:t>
             </w:r>
             <w:r>
-              <w:t xml:space="preserve"> that showcase our reputation in branding. This is the most natural extension of our logo and trademark AI technology: the same generative and recognition capabilities that power TC and TE can be redirected to produce compelling brand storytelling at scale, and we have used this to build TadReamk's own brand presence as well as to demonstrate the storytelling potential of our suite to prospective Business and Consumer customers.</w:t>
+              <w:t xml:space="preserve"> that showcase our reputation in branding. This is the most natural extension of our logo and trademark AI technology: the same generative and recognition capabilities that power TC and TE can be redirected to produce compelling brand storytelling at scale, and we have used this to build </w:t>
+            </w:r>
+            <w:proofErr w:type="spellStart"/>
+            <w:r>
+              <w:t>TadReamk's</w:t>
+            </w:r>
+            <w:proofErr w:type="spellEnd"/>
+            <w:r>
+              <w:t xml:space="preserve"> own brand presence as well as to demonstrate the storytelling potential of our suite to prospective Business and Consumer customers.</w:t>
             </w:r>
           </w:p>
           <w:p>
@@ -446,7 +546,15 @@
               <w:t>Internal AI tooling for the administrative load of running a start-up.</w:t>
             </w:r>
             <w:r>
-              <w:t xml:space="preserve"> Towards the end of this milestone period, we mapped out our own internal operations and discovered that the company has to undertake </w:t>
+              <w:t xml:space="preserve"> Towards the end of this milestone period, we mapped out our own internal operations and discovered that the company </w:t>
+            </w:r>
+            <w:proofErr w:type="gramStart"/>
+            <w:r>
+              <w:t>has to</w:t>
+            </w:r>
+            <w:proofErr w:type="gramEnd"/>
+            <w:r>
+              <w:t xml:space="preserve"> undertake </w:t>
             </w:r>
             <w:r>
               <w:rPr>
@@ -473,7 +581,15 @@
               <w:t>second product line</w:t>
             </w:r>
             <w:r>
-              <w:t xml:space="preserve"> that, in addition to the core trademark AI technology, we intend to refine, productise and roll out on an ongoing basis going forward.</w:t>
+              <w:t xml:space="preserve"> that, in addition to the core trademark AI technology, we intend to refine, </w:t>
+            </w:r>
+            <w:proofErr w:type="spellStart"/>
+            <w:r>
+              <w:t>productise</w:t>
+            </w:r>
+            <w:proofErr w:type="spellEnd"/>
+            <w:r>
+              <w:t xml:space="preserve"> and roll out on an ongoing basis going forward.</w:t>
             </w:r>
           </w:p>
           <w:p>
@@ -518,7 +634,15 @@
               <w:jc w:val="both"/>
             </w:pPr>
             <w:r>
-              <w:t xml:space="preserve">After realising that we had missed the opportunity to pitch directly to the Hong Kong Intellectual Property Department (HKIPD) tender (G market), we began to explore collaborative arrangements with Clarivate — facilitated by the </w:t>
+              <w:t xml:space="preserve">After </w:t>
+            </w:r>
+            <w:proofErr w:type="spellStart"/>
+            <w:r>
+              <w:t>realising</w:t>
+            </w:r>
+            <w:proofErr w:type="spellEnd"/>
+            <w:r>
+              <w:t xml:space="preserve"> that we had missed the opportunity to pitch directly to the Hong Kong Intellectual Property Department (HKIPD) tender (G market), we began to explore collaborative arrangements with Clarivate — facilitated by the </w:t>
             </w:r>
             <w:r>
               <w:rPr>
@@ -553,7 +677,15 @@
               <w:jc w:val="both"/>
             </w:pPr>
             <w:r>
-              <w:t>Maintain TE's freemium availability to retain mind-share and reputation within the patent attorney / IP community (C market).</w:t>
+              <w:t xml:space="preserve">Maintain TE's freemium availability to retain </w:t>
+            </w:r>
+            <w:proofErr w:type="gramStart"/>
+            <w:r>
+              <w:t>mind-share</w:t>
+            </w:r>
+            <w:proofErr w:type="gramEnd"/>
+            <w:r>
+              <w:t xml:space="preserve"> and reputation within the patent attorney / IP community (C market).</w:t>
             </w:r>
           </w:p>
           <w:p>
@@ -588,7 +720,15 @@
               <w:jc w:val="both"/>
             </w:pPr>
             <w:r>
-              <w:t>The 2025-26 period also delivered two significant external milestones that strengthen TadReamk's standing in the wider innovation ecosystem:</w:t>
+              <w:t xml:space="preserve">The 2025-26 period also delivered two significant external milestones that strengthen </w:t>
+            </w:r>
+            <w:proofErr w:type="spellStart"/>
+            <w:r>
+              <w:t>TadReamk's</w:t>
+            </w:r>
+            <w:proofErr w:type="spellEnd"/>
+            <w:r>
+              <w:t xml:space="preserve"> standing in the wider innovation ecosystem:</w:t>
             </w:r>
           </w:p>
           <w:p>
@@ -615,16 +755,40 @@
               <w:t>September 2025</w:t>
             </w:r>
             <w:r>
-              <w:t xml:space="preserve">, TadReamk was admitted to the </w:t>
-            </w:r>
-            <w:r>
-              <w:rPr>
-                <w:b/>
-              </w:rPr>
-              <w:t>HKAI Lab incubation programme</w:t>
-            </w:r>
-            <w:r>
-              <w:t xml:space="preserve">, expanding the company's footprint in Hong Kong's AI ecosystem alongside the ongoing HKSTP Incu-App support. Benefits include </w:t>
+              <w:t xml:space="preserve">, </w:t>
+            </w:r>
+            <w:proofErr w:type="spellStart"/>
+            <w:r>
+              <w:t>TadReamk</w:t>
+            </w:r>
+            <w:proofErr w:type="spellEnd"/>
+            <w:r>
+              <w:t xml:space="preserve"> was admitted to the </w:t>
+            </w:r>
+            <w:r>
+              <w:rPr>
+                <w:b/>
+              </w:rPr>
+              <w:t xml:space="preserve">HKAI Lab incubation </w:t>
+            </w:r>
+            <w:proofErr w:type="spellStart"/>
+            <w:r>
+              <w:rPr>
+                <w:b/>
+              </w:rPr>
+              <w:t>programme</w:t>
+            </w:r>
+            <w:proofErr w:type="spellEnd"/>
+            <w:r>
+              <w:t xml:space="preserve">, expanding the company's footprint in Hong Kong's AI ecosystem alongside the ongoing HKSTP </w:t>
+            </w:r>
+            <w:proofErr w:type="spellStart"/>
+            <w:r>
+              <w:t>Incu</w:t>
+            </w:r>
+            <w:proofErr w:type="spellEnd"/>
+            <w:r>
+              <w:t xml:space="preserve">-App support. Benefits include </w:t>
             </w:r>
             <w:r>
               <w:rPr>
@@ -653,9 +817,6 @@
                 <w:numId w:val="16"/>
               </w:numPr>
               <w:jc w:val="both"/>
-              <w:rPr>
-                <w:rFonts w:hint="eastAsia"/>
-              </w:rPr>
             </w:pPr>
             <w:r>
               <w:t xml:space="preserve">On </w:t>
@@ -676,7 +837,15 @@
               <w:t>HKBU</w:t>
             </w:r>
             <w:r>
-              <w:t xml:space="preserve">, TadReamk </w:t>
+              <w:t xml:space="preserve">, </w:t>
+            </w:r>
+            <w:proofErr w:type="spellStart"/>
+            <w:r>
+              <w:t>TadReamk</w:t>
+            </w:r>
+            <w:proofErr w:type="spellEnd"/>
+            <w:r>
+              <w:t xml:space="preserve"> </w:t>
             </w:r>
             <w:r>
               <w:rPr>
@@ -768,7 +937,15 @@
               <w:jc w:val="both"/>
             </w:pPr>
             <w:r>
-              <w:t xml:space="preserve">The TadReamk software suite, as presented on the company's customer-facing </w:t>
+              <w:t xml:space="preserve">The </w:t>
+            </w:r>
+            <w:proofErr w:type="spellStart"/>
+            <w:r>
+              <w:t>TadReamk</w:t>
+            </w:r>
+            <w:proofErr w:type="spellEnd"/>
+            <w:r>
+              <w:t xml:space="preserve"> software suite, as presented on the company's customer-facing </w:t>
             </w:r>
             <w:r>
               <w:rPr>
@@ -786,7 +963,11 @@
               <w:t>AI Services</w:t>
             </w:r>
             <w:r>
-              <w:t xml:space="preserve"> portal at tadreamk.com/ai-services</w:t>
+              <w:t xml:space="preserve"> portal at tadreamk.com/ai-</w:t>
+            </w:r>
+            <w:proofErr w:type="gramStart"/>
+            <w:r>
+              <w:t>services</w:t>
             </w:r>
             <w:r>
               <w:rPr>
@@ -795,7 +976,11 @@
               <w:t xml:space="preserve"> </w:t>
             </w:r>
             <w:r>
-              <w:t xml:space="preserve">, now comprises </w:t>
+              <w:t>,</w:t>
+            </w:r>
+            <w:proofErr w:type="gramEnd"/>
+            <w:r>
+              <w:t xml:space="preserve"> now comprises </w:t>
             </w:r>
             <w:r>
               <w:rPr>
@@ -821,11 +1006,19 @@
               </w:numPr>
               <w:jc w:val="both"/>
             </w:pPr>
-            <w:r>
-              <w:rPr>
-                <w:b/>
-              </w:rPr>
-              <w:t>TadReamk Eye (TE)</w:t>
+            <w:proofErr w:type="spellStart"/>
+            <w:r>
+              <w:rPr>
+                <w:b/>
+              </w:rPr>
+              <w:t>TadReamk</w:t>
+            </w:r>
+            <w:proofErr w:type="spellEnd"/>
+            <w:r>
+              <w:rPr>
+                <w:b/>
+              </w:rPr>
+              <w:t xml:space="preserve"> Eye (TE)</w:t>
             </w:r>
             <w:r>
               <w:t xml:space="preserve"> — </w:t>
@@ -879,12 +1072,20 @@
               </w:numPr>
               <w:jc w:val="both"/>
             </w:pPr>
+            <w:proofErr w:type="spellStart"/>
             <w:r>
               <w:rPr>
                 <w:b/>
               </w:rPr>
               <w:lastRenderedPageBreak/>
-              <w:t>TadReamk Create (TC)</w:t>
+              <w:t>TadReamk</w:t>
+            </w:r>
+            <w:proofErr w:type="spellEnd"/>
+            <w:r>
+              <w:rPr>
+                <w:b/>
+              </w:rPr>
+              <w:t xml:space="preserve"> Create (TC)</w:t>
             </w:r>
             <w:r>
               <w:t xml:space="preserve"> — </w:t>
@@ -958,11 +1159,19 @@
               </w:numPr>
               <w:jc w:val="both"/>
             </w:pPr>
-            <w:r>
-              <w:rPr>
-                <w:b/>
-              </w:rPr>
-              <w:t>TadReamk Patent</w:t>
+            <w:proofErr w:type="spellStart"/>
+            <w:r>
+              <w:rPr>
+                <w:b/>
+              </w:rPr>
+              <w:t>TadReamk</w:t>
+            </w:r>
+            <w:proofErr w:type="spellEnd"/>
+            <w:r>
+              <w:rPr>
+                <w:b/>
+              </w:rPr>
+              <w:t xml:space="preserve"> Patent</w:t>
             </w:r>
             <w:r>
               <w:t xml:space="preserve"> — </w:t>
@@ -974,7 +1183,7 @@
               <w:t>Patent-side companion to TE / TC, extending our trademark AI technology stack into the patent workflow.</w:t>
             </w:r>
             <w:r>
-              <w:t xml:space="preserve"> [Please confirm the precise scope — e.g. patent prior-art search, patent-figure similarity, AI-assisted patent drafting / claims analysis — and we will refine this description.]</w:t>
+              <w:t xml:space="preserve"> </w:t>
             </w:r>
           </w:p>
           <w:p>
@@ -991,11 +1200,19 @@
               </w:numPr>
               <w:jc w:val="both"/>
             </w:pPr>
-            <w:r>
-              <w:rPr>
-                <w:b/>
-              </w:rPr>
-              <w:t>TadReamk Surveillance</w:t>
+            <w:proofErr w:type="spellStart"/>
+            <w:r>
+              <w:rPr>
+                <w:b/>
+              </w:rPr>
+              <w:t>TadReamk</w:t>
+            </w:r>
+            <w:proofErr w:type="spellEnd"/>
+            <w:r>
+              <w:rPr>
+                <w:b/>
+              </w:rPr>
+              <w:t xml:space="preserve"> Surveillance</w:t>
             </w:r>
             <w:r>
               <w:t xml:space="preserve"> — </w:t>
@@ -1007,7 +1224,7 @@
               <w:t>Continuous trademark / brand surveillance built on the TE engine.</w:t>
             </w:r>
             <w:r>
-              <w:t xml:space="preserve"> The product monitors newly filed marks, online marketplaces and other watch-lists against a customer's brand portfolio, surfacing potentially infringing or confusingly similar marks for review. [Please confirm the precise scope (e.g. monitored sources, alerting cadence, target customers — IP owners, attorneys, brand-protection teams) and we will refine this description.]</w:t>
+              <w:t xml:space="preserve"> The product monitors newly filed marks, online marketplaces and other watch-lists against a customer's brand portfolio, surfacing potentially infringing or confusingly similar marks for review. </w:t>
             </w:r>
           </w:p>
           <w:p>
@@ -1033,14 +1250,30 @@
             <w:r>
               <w:t xml:space="preserve"> — </w:t>
             </w:r>
+            <w:proofErr w:type="spellStart"/>
             <w:r>
               <w:rPr>
                 <w:i/>
               </w:rPr>
-              <w:t>Productised version of the HKBU Science Faculty logo competition.</w:t>
-            </w:r>
-            <w:r>
-              <w:t xml:space="preserve"> The platform packages TC, TE-backed similarity verification and a competition workflow (submission, AI-assisted ranking, infringement screening, winner selection) into a re-usable offering for universities, faculties, corporates and government bodies seeking to crowdsource branding while staying clear of infringement risk. The HKBU Science Faculty engagement is the inaugural customer reference.</w:t>
+              <w:t>Productised</w:t>
+            </w:r>
+            <w:proofErr w:type="spellEnd"/>
+            <w:r>
+              <w:rPr>
+                <w:i/>
+              </w:rPr>
+              <w:t xml:space="preserve"> version of the HKBU Science Faculty logo competition.</w:t>
+            </w:r>
+            <w:r>
+              <w:t xml:space="preserve"> The platform packages TC, TE-backed similarity verification and a competition workflow (submission, AI-assisted ranking, infringement screening, winner selection) into a re-usable offering for universities, faculties, </w:t>
+            </w:r>
+            <w:proofErr w:type="spellStart"/>
+            <w:r>
+              <w:t>corporates</w:t>
+            </w:r>
+            <w:proofErr w:type="spellEnd"/>
+            <w:r>
+              <w:t xml:space="preserve"> and government bodies seeking to crowdsource branding while staying clear of infringement risk. The HKBU Science Faculty engagement is the inaugural customer reference.</w:t>
             </w:r>
           </w:p>
           <w:p>
@@ -1073,7 +1306,7 @@
               <w:t>AI-driven business-card / business-contact management.</w:t>
             </w:r>
             <w:r>
-              <w:t xml:space="preserve"> Extends our logo-detection and OCR capabilities from trademarks to physical business cards, with structured contact extraction, deduplication and CRM-style follow-up workflows. [Please confirm the precise scope and target users (e.g. internal use, SME tool, integration with MallBuddy / Rachel) and we will refine this description.]</w:t>
+              <w:t xml:space="preserve"> Extends our logo-detection and OCR capabilities from trademarks to physical business cards, with structured contact extraction, deduplication and CRM-style follow-up workflows.</w:t>
             </w:r>
           </w:p>
           <w:p>
@@ -1090,11 +1323,19 @@
               </w:numPr>
               <w:jc w:val="both"/>
             </w:pPr>
-            <w:r>
-              <w:rPr>
-                <w:b/>
-              </w:rPr>
-              <w:t>TadReamk Lace</w:t>
+            <w:proofErr w:type="spellStart"/>
+            <w:r>
+              <w:rPr>
+                <w:b/>
+              </w:rPr>
+              <w:t>TadReamk</w:t>
+            </w:r>
+            <w:proofErr w:type="spellEnd"/>
+            <w:r>
+              <w:rPr>
+                <w:b/>
+              </w:rPr>
+              <w:t xml:space="preserve"> Lace</w:t>
             </w:r>
             <w:r>
               <w:t xml:space="preserve"> — </w:t>
@@ -1106,7 +1347,15 @@
               <w:t>AI services offering on the company's AI Services (https://tadreamk.com/ai-services) portal.</w:t>
             </w:r>
             <w:r>
-              <w:t xml:space="preserve"> TadReamk Lace extends the suite beyond the core Products menu into additional AI-powered workflows built on the same logo-detection and trademark-similarity backbone. It was included in the </w:t>
+              <w:t xml:space="preserve"> </w:t>
+            </w:r>
+            <w:proofErr w:type="spellStart"/>
+            <w:r>
+              <w:t>TadReamk</w:t>
+            </w:r>
+            <w:proofErr w:type="spellEnd"/>
+            <w:r>
+              <w:t xml:space="preserve"> Lace extends the suite beyond the core Products menu into additional AI-powered workflows built on the same logo-detection and trademark-similarity backbone. It was included in the </w:t>
             </w:r>
             <w:r>
               <w:rPr>
@@ -1115,7 +1364,23 @@
               <w:t>October 2025 suite sales</w:t>
             </w:r>
             <w:r>
-              <w:t xml:space="preserve"> alongside TadReamk Eye and TadReamk Create (see Section 3, milestone row 1), demonstrating that customers value the integrated suite rather than individual tools in isolation.</w:t>
+              <w:t xml:space="preserve"> alongside </w:t>
+            </w:r>
+            <w:proofErr w:type="spellStart"/>
+            <w:r>
+              <w:t>TadReamk</w:t>
+            </w:r>
+            <w:proofErr w:type="spellEnd"/>
+            <w:r>
+              <w:t xml:space="preserve"> Eye and </w:t>
+            </w:r>
+            <w:proofErr w:type="spellStart"/>
+            <w:r>
+              <w:t>TadReamk</w:t>
+            </w:r>
+            <w:proofErr w:type="spellEnd"/>
+            <w:r>
+              <w:t xml:space="preserve"> Create (see Section 3, milestone row 1), demonstrating that customers value the integrated suite rather than individual tools in isolation.</w:t>
             </w:r>
           </w:p>
           <w:p>
@@ -1161,11 +1426,7 @@
               <w:t>Rachel</w:t>
             </w:r>
             <w:r>
-              <w:t xml:space="preserve">, a chatbot that exposes our trademark AI technology </w:t>
-            </w:r>
-            <w:r>
-              <w:lastRenderedPageBreak/>
-              <w:t>stack through a conversational interface. Rachel was subsequently extended into a chatbot able to communicate the company's information under to both external and internal personnel. Together with TE's similarity engine and TC's generation engine, Rachel forms the foundation of the AI-assisted trademark filing system targeted by the 01/01/2026 – 31/03/2026 milestone.</w:t>
+              <w:t>, a chatbot that exposes our trademark AI technology stack through a conversational interface. Rachel was subsequently extended into a chatbot able to communicate the company's information under to both external and internal personnel. Together with TE's similarity engine and TC's generation engine, Rachel forms the foundation of the AI-assisted trademark filing system targeted by the 01/01/2026 – 31/03/2026 milestone.</w:t>
             </w:r>
           </w:p>
           <w:p>
@@ -1182,14 +1443,24 @@
               </w:numPr>
               <w:jc w:val="both"/>
             </w:pPr>
+            <w:proofErr w:type="spellStart"/>
             <w:r>
               <w:rPr>
                 <w:b/>
               </w:rPr>
               <w:t>MallBuddy</w:t>
             </w:r>
-            <w:r>
-              <w:t xml:space="preserve"> — RAG-based shopping-mall chatbot with logo-based indoor navigation; previously launched as a standalone product. During 2025-26 MallBuddy has continued to operate and has been used as a </w:t>
+            <w:proofErr w:type="spellEnd"/>
+            <w:r>
+              <w:t xml:space="preserve"> — RAG-based shopping-mall chatbot with logo-based indoor navigation; previously launched as a standalone product. During 2025-26 </w:t>
+            </w:r>
+            <w:proofErr w:type="spellStart"/>
+            <w:r>
+              <w:t>MallBuddy</w:t>
+            </w:r>
+            <w:proofErr w:type="spellEnd"/>
+            <w:r>
+              <w:t xml:space="preserve"> has continued to operate and has been used as a </w:t>
             </w:r>
             <w:r>
               <w:rPr>
@@ -1222,7 +1493,15 @@
               <w:t>Internal admin-AI toolkit.</w:t>
             </w:r>
             <w:r>
-              <w:t xml:space="preserve"> As described in Section 1 (Theme 5), we have built a set of state-of-the-art LLM-based tools for our own administrative workload. These are not yet exposed in the customer-facing menu, but are on track to become a </w:t>
+              <w:t xml:space="preserve"> As described in Section 1 (Theme 5), we have built a set of state-of-the-art LLM-based tools for our own administrative workload. These are not yet exposed in the customer-facing </w:t>
+            </w:r>
+            <w:proofErr w:type="gramStart"/>
+            <w:r>
+              <w:t>menu, but</w:t>
+            </w:r>
+            <w:proofErr w:type="gramEnd"/>
+            <w:r>
+              <w:t xml:space="preserve"> are on track to become a </w:t>
             </w:r>
             <w:r>
               <w:rPr>
@@ -1255,7 +1534,15 @@
               <w:t>Suite-wide re-engineering.</w:t>
             </w:r>
             <w:r>
-              <w:t xml:space="preserve"> The entire TadReamk software suite was revamped during 2025-26 to adopt </w:t>
+              <w:t xml:space="preserve"> The entire </w:t>
+            </w:r>
+            <w:proofErr w:type="spellStart"/>
+            <w:r>
+              <w:t>TadReamk</w:t>
+            </w:r>
+            <w:proofErr w:type="spellEnd"/>
+            <w:r>
+              <w:t xml:space="preserve"> software suite was revamped during 2025-26 to adopt </w:t>
             </w:r>
             <w:r>
               <w:rPr>
@@ -1264,7 +1551,31 @@
               <w:t>new AI coding standards</w:t>
             </w:r>
             <w:r>
-              <w:t xml:space="preserve"> and to make full use of the newer class of large language models. This brings consistency across TE, TC, TadReamk Patent, TadReamk Surveillance, the Logo Competition Platform, the Business Card Manager, TadReamk Lace and Rachel — reducing maintenance overhead and giving us a credible technical story when pitching to Government and Business clients.</w:t>
+              <w:t xml:space="preserve"> and to make full use of the newer class of large language models. This brings consistency across TE, TC, </w:t>
+            </w:r>
+            <w:proofErr w:type="spellStart"/>
+            <w:r>
+              <w:t>TadReamk</w:t>
+            </w:r>
+            <w:proofErr w:type="spellEnd"/>
+            <w:r>
+              <w:t xml:space="preserve"> Patent, </w:t>
+            </w:r>
+            <w:proofErr w:type="spellStart"/>
+            <w:r>
+              <w:t>TadReamk</w:t>
+            </w:r>
+            <w:proofErr w:type="spellEnd"/>
+            <w:r>
+              <w:t xml:space="preserve"> Surveillance, the Logo Competition Platform, the Business Card Manager, </w:t>
+            </w:r>
+            <w:proofErr w:type="spellStart"/>
+            <w:r>
+              <w:t>TadReamk</w:t>
+            </w:r>
+            <w:proofErr w:type="spellEnd"/>
+            <w:r>
+              <w:t xml:space="preserve"> Lace and Rachel — reducing maintenance overhead and giving us a credible technical story when pitching to Government and Business clients.</w:t>
             </w:r>
           </w:p>
           <w:p>
@@ -1298,7 +1609,15 @@
               <w:jc w:val="both"/>
             </w:pPr>
             <w:r>
-              <w:t>Continued operation of our proprietary logo-labelling tool and dataset (formerly the 1MLD project), which now underpins both TE and the MallBuddy logo-recognition stack.</w:t>
+              <w:t xml:space="preserve">Continued operation of our proprietary logo-labelling tool and dataset (formerly the 1MLD project), which now underpins both TE and the </w:t>
+            </w:r>
+            <w:proofErr w:type="spellStart"/>
+            <w:r>
+              <w:t>MallBuddy</w:t>
+            </w:r>
+            <w:proofErr w:type="spellEnd"/>
+            <w:r>
+              <w:t xml:space="preserve"> logo-recognition stack.</w:t>
             </w:r>
           </w:p>
           <w:p>
@@ -1336,7 +1655,15 @@
               <w:t>International award — Bronze Medal at the 8th China (Shanghai) International Invention and Innovation Exhibition</w:t>
             </w:r>
             <w:r>
-              <w:t xml:space="preserve"> (11–13 June 2025), where TadReamk represented HKBU. This is the company's first major international award in the 2025-26 reporting period.</w:t>
+              <w:t xml:space="preserve"> (11–13 June 2025), where </w:t>
+            </w:r>
+            <w:proofErr w:type="spellStart"/>
+            <w:r>
+              <w:t>TadReamk</w:t>
+            </w:r>
+            <w:proofErr w:type="spellEnd"/>
+            <w:r>
+              <w:t xml:space="preserve"> represented HKBU. This is the company's first major international award in the 2025-26 reporting period.</w:t>
             </w:r>
           </w:p>
           <w:p>
@@ -1373,7 +1700,15 @@
               <w:t>System and Method for Detecting a Potential Infringing Trademarked Material Using Machine Learning</w:t>
             </w:r>
             <w:r>
-              <w:t>; inventors: Huu Thanh Nguyen, Xiaoyuan Sun, Chun Hang Chen, Lai Kiu Linda Chan and Yi Da Xu.</w:t>
+              <w:t xml:space="preserve">; inventors: Huu Thanh Nguyen, </w:t>
+            </w:r>
+            <w:proofErr w:type="spellStart"/>
+            <w:r>
+              <w:t>Xiaoyuan</w:t>
+            </w:r>
+            <w:proofErr w:type="spellEnd"/>
+            <w:r>
+              <w:t xml:space="preserve"> Sun, Chun Hang Chen, Lai Kiu Linda Chan and Yi Da Xu.</w:t>
             </w:r>
           </w:p>
           <w:p>
@@ -1410,10 +1745,32 @@
               <w:rPr>
                 <w:b/>
               </w:rPr>
-              <w:t>First two commercial sales of the TadReamk software suite (October 2025)</w:t>
-            </w:r>
-            <w:r>
-              <w:t xml:space="preserve"> — two separate licence sales at </w:t>
+              <w:t xml:space="preserve">First two commercial sales of the </w:t>
+            </w:r>
+            <w:proofErr w:type="spellStart"/>
+            <w:r>
+              <w:rPr>
+                <w:b/>
+              </w:rPr>
+              <w:t>TadReamk</w:t>
+            </w:r>
+            <w:proofErr w:type="spellEnd"/>
+            <w:r>
+              <w:rPr>
+                <w:b/>
+              </w:rPr>
+              <w:t xml:space="preserve"> software suite (October 2025)</w:t>
+            </w:r>
+            <w:r>
+              <w:t xml:space="preserve"> — two separate </w:t>
+            </w:r>
+            <w:proofErr w:type="spellStart"/>
+            <w:r>
+              <w:t>licence</w:t>
+            </w:r>
+            <w:proofErr w:type="spellEnd"/>
+            <w:r>
+              <w:t xml:space="preserve"> sales at </w:t>
             </w:r>
             <w:r>
               <w:rPr>
@@ -1441,7 +1798,23 @@
               <w:t>HKBU Science Faculty logo competition partnership</w:t>
             </w:r>
             <w:r>
-              <w:t xml:space="preserve"> — TC powering the Faculty's new logo design, now productised as the </w:t>
+              <w:t xml:space="preserve"> — TC powering the </w:t>
+            </w:r>
+            <w:proofErr w:type="gramStart"/>
+            <w:r>
+              <w:t>Faculty's</w:t>
+            </w:r>
+            <w:proofErr w:type="gramEnd"/>
+            <w:r>
+              <w:t xml:space="preserve"> new logo design, now </w:t>
+            </w:r>
+            <w:proofErr w:type="spellStart"/>
+            <w:r>
+              <w:t>productised</w:t>
+            </w:r>
+            <w:proofErr w:type="spellEnd"/>
+            <w:r>
+              <w:t xml:space="preserve"> as the </w:t>
             </w:r>
             <w:r>
               <w:rPr>
@@ -1469,10 +1842,40 @@
               <w:rPr>
                 <w:b/>
               </w:rPr>
-              <w:t>HKSTP Incu-App / Incubation Programme</w:t>
-            </w:r>
-            <w:r>
-              <w:t xml:space="preserve"> (26/07/2023 – 25/07/2026; HK$1,290,000 in grant and rental subsidy approved across the programme).</w:t>
+              <w:t xml:space="preserve">HKSTP </w:t>
+            </w:r>
+            <w:proofErr w:type="spellStart"/>
+            <w:r>
+              <w:rPr>
+                <w:b/>
+              </w:rPr>
+              <w:t>Incu</w:t>
+            </w:r>
+            <w:proofErr w:type="spellEnd"/>
+            <w:r>
+              <w:rPr>
+                <w:b/>
+              </w:rPr>
+              <w:t xml:space="preserve">-App / Incubation </w:t>
+            </w:r>
+            <w:proofErr w:type="spellStart"/>
+            <w:r>
+              <w:rPr>
+                <w:b/>
+              </w:rPr>
+              <w:t>Programme</w:t>
+            </w:r>
+            <w:proofErr w:type="spellEnd"/>
+            <w:r>
+              <w:t xml:space="preserve"> (26/07/2023 – 25/07/2026; HK$1,290,000 in grant and rental subsidy approved across the </w:t>
+            </w:r>
+            <w:proofErr w:type="spellStart"/>
+            <w:r>
+              <w:t>programme</w:t>
+            </w:r>
+            <w:proofErr w:type="spellEnd"/>
+            <w:r>
+              <w:t>).</w:t>
             </w:r>
           </w:p>
           <w:p>
@@ -1488,7 +1891,21 @@
               <w:rPr>
                 <w:b/>
               </w:rPr>
-              <w:t>Admission to the HKAI Lab incubation programme (September 2025)</w:t>
+              <w:t xml:space="preserve">Admission to the HKAI Lab incubation </w:t>
+            </w:r>
+            <w:proofErr w:type="spellStart"/>
+            <w:r>
+              <w:rPr>
+                <w:b/>
+              </w:rPr>
+              <w:t>programme</w:t>
+            </w:r>
+            <w:proofErr w:type="spellEnd"/>
+            <w:r>
+              <w:rPr>
+                <w:b/>
+              </w:rPr>
+              <w:t xml:space="preserve"> (September 2025)</w:t>
             </w:r>
             <w:r>
               <w:t xml:space="preserve">, with in-kind benefits comprising </w:t>
@@ -1509,7 +1926,15 @@
               <w:t>additional workspace at HKSTP</w:t>
             </w:r>
             <w:r>
-              <w:t>, complementing the existing Incu-App incubation support.</w:t>
+              <w:t xml:space="preserve">, complementing the existing </w:t>
+            </w:r>
+            <w:proofErr w:type="spellStart"/>
+            <w:r>
+              <w:t>Incu</w:t>
+            </w:r>
+            <w:proofErr w:type="spellEnd"/>
+            <w:r>
+              <w:t>-App incubation support.</w:t>
             </w:r>
           </w:p>
           <w:p>
@@ -1531,11 +1956,7 @@
               <w:t>HKIPD AI-assisted image search tender</w:t>
             </w:r>
             <w:r>
-              <w:t>, with co-</w:t>
-            </w:r>
-            <w:r>
-              <w:lastRenderedPageBreak/>
-              <w:t xml:space="preserve">pitching arrangements with Clarivate (formally facilitated by the </w:t>
+              <w:t xml:space="preserve">, with co-pitching arrangements with Clarivate (formally facilitated by the </w:t>
             </w:r>
             <w:r>
               <w:rPr>
@@ -1597,6 +2018,7 @@
         <w:rPr>
           <w:rFonts w:ascii="Times New Roman" w:hAnsi="Times New Roman" w:cs="Times New Roman"/>
         </w:rPr>
+        <w:lastRenderedPageBreak/>
         <w:t>Milestones achieved</w:t>
       </w:r>
       <w:r>
@@ -1812,7 +2234,23 @@
                 <w:rFonts w:ascii="Times New Roman" w:eastAsia="DFKai-SB" w:hAnsi="Times New Roman" w:cs="Times New Roman"/>
                 <w:lang w:val="en-GB"/>
               </w:rPr>
-              <w:t>(dd/mm/yyyy)</w:t>
+              <w:t>(dd/mm/</w:t>
+            </w:r>
+            <w:proofErr w:type="spellStart"/>
+            <w:r>
+              <w:rPr>
+                <w:rFonts w:ascii="Times New Roman" w:eastAsia="DFKai-SB" w:hAnsi="Times New Roman" w:cs="Times New Roman"/>
+                <w:lang w:val="en-GB"/>
+              </w:rPr>
+              <w:t>yyyy</w:t>
+            </w:r>
+            <w:proofErr w:type="spellEnd"/>
+            <w:r>
+              <w:rPr>
+                <w:rFonts w:ascii="Times New Roman" w:eastAsia="DFKai-SB" w:hAnsi="Times New Roman" w:cs="Times New Roman"/>
+                <w:lang w:val="en-GB"/>
+              </w:rPr>
+              <w:t>)</w:t>
             </w:r>
           </w:p>
         </w:tc>
@@ -1860,7 +2298,23 @@
                 <w:rFonts w:ascii="Times New Roman" w:eastAsia="DFKai-SB" w:hAnsi="Times New Roman" w:cs="Times New Roman"/>
                 <w:lang w:val="en-GB"/>
               </w:rPr>
-              <w:t>(dd/mm/yyyy)</w:t>
+              <w:t>(dd/mm/</w:t>
+            </w:r>
+            <w:proofErr w:type="spellStart"/>
+            <w:r>
+              <w:rPr>
+                <w:rFonts w:ascii="Times New Roman" w:eastAsia="DFKai-SB" w:hAnsi="Times New Roman" w:cs="Times New Roman"/>
+                <w:lang w:val="en-GB"/>
+              </w:rPr>
+              <w:t>yyyy</w:t>
+            </w:r>
+            <w:proofErr w:type="spellEnd"/>
+            <w:r>
+              <w:rPr>
+                <w:rFonts w:ascii="Times New Roman" w:eastAsia="DFKai-SB" w:hAnsi="Times New Roman" w:cs="Times New Roman"/>
+                <w:lang w:val="en-GB"/>
+              </w:rPr>
+              <w:t>)</w:t>
             </w:r>
           </w:p>
         </w:tc>
@@ -2007,13 +2461,23 @@
                 <w:lang w:val="en-GB"/>
               </w:rPr>
             </w:pPr>
+            <w:proofErr w:type="spellStart"/>
             <w:r>
               <w:rPr>
                 <w:rFonts w:eastAsia="DFKai-SB"/>
                 <w:sz w:val="24"/>
                 <w:lang w:val="en-GB"/>
               </w:rPr>
-              <w:t xml:space="preserve">TadReamk Create is scheduled to launch before March 31, 2025. </w:t>
+              <w:t>TadReamk</w:t>
+            </w:r>
+            <w:proofErr w:type="spellEnd"/>
+            <w:r>
+              <w:rPr>
+                <w:rFonts w:eastAsia="DFKai-SB"/>
+                <w:sz w:val="24"/>
+                <w:lang w:val="en-GB"/>
+              </w:rPr>
+              <w:t xml:space="preserve"> Create is scheduled to launch before March 31, 2025. </w:t>
             </w:r>
           </w:p>
           <w:p>
@@ -2087,43 +2551,89 @@
               <w:rPr>
                 <w:b/>
               </w:rPr>
-              <w:t>two separate licence sales at RMB 2,000 each</w:t>
+              <w:t xml:space="preserve">two separate </w:t>
+            </w:r>
+            <w:proofErr w:type="spellStart"/>
+            <w:r>
+              <w:rPr>
+                <w:b/>
+              </w:rPr>
+              <w:t>licence</w:t>
+            </w:r>
+            <w:proofErr w:type="spellEnd"/>
+            <w:r>
+              <w:rPr>
+                <w:b/>
+              </w:rPr>
+              <w:t xml:space="preserve"> sales at RMB 2,000 each</w:t>
             </w:r>
             <w:r>
               <w:t xml:space="preserve"> to two trial partners — the first commercial sales of the unified </w:t>
             </w:r>
-            <w:r>
-              <w:rPr>
-                <w:b/>
-              </w:rPr>
-              <w:t>TadReamk software suite</w:t>
+            <w:proofErr w:type="spellStart"/>
+            <w:r>
+              <w:rPr>
+                <w:b/>
+              </w:rPr>
+              <w:t>TadReamk</w:t>
+            </w:r>
+            <w:proofErr w:type="spellEnd"/>
+            <w:r>
+              <w:rPr>
+                <w:b/>
+              </w:rPr>
+              <w:t xml:space="preserve"> software suite</w:t>
             </w:r>
             <w:r>
               <w:t xml:space="preserve">, not merely TC-specific deals. Each sale covered multiple products within the suite, including </w:t>
             </w:r>
-            <w:r>
-              <w:rPr>
-                <w:b/>
-              </w:rPr>
-              <w:t>TadReamk Lace</w:t>
+            <w:proofErr w:type="spellStart"/>
+            <w:r>
+              <w:rPr>
+                <w:b/>
+              </w:rPr>
+              <w:t>TadReamk</w:t>
+            </w:r>
+            <w:proofErr w:type="spellEnd"/>
+            <w:r>
+              <w:rPr>
+                <w:b/>
+              </w:rPr>
+              <w:t xml:space="preserve"> Lace</w:t>
             </w:r>
             <w:r>
               <w:t xml:space="preserve"> (AI Services portal), </w:t>
             </w:r>
-            <w:r>
-              <w:rPr>
-                <w:b/>
-              </w:rPr>
-              <w:t>TadReamk Eye (TE)</w:t>
+            <w:proofErr w:type="spellStart"/>
+            <w:r>
+              <w:rPr>
+                <w:b/>
+              </w:rPr>
+              <w:t>TadReamk</w:t>
+            </w:r>
+            <w:proofErr w:type="spellEnd"/>
+            <w:r>
+              <w:rPr>
+                <w:b/>
+              </w:rPr>
+              <w:t xml:space="preserve"> Eye (TE)</w:t>
             </w:r>
             <w:r>
               <w:t xml:space="preserve"> and </w:t>
             </w:r>
-            <w:r>
-              <w:rPr>
-                <w:b/>
-              </w:rPr>
-              <w:t>TadReamk Create (TC)</w:t>
+            <w:proofErr w:type="spellStart"/>
+            <w:r>
+              <w:rPr>
+                <w:b/>
+              </w:rPr>
+              <w:t>TadReamk</w:t>
+            </w:r>
+            <w:proofErr w:type="spellEnd"/>
+            <w:r>
+              <w:rPr>
+                <w:b/>
+              </w:rPr>
+              <w:t xml:space="preserve"> Create (TC)</w:t>
             </w:r>
             <w:r>
               <w:t xml:space="preserve">, validating the integrated-workflow strategy described in Section 2. In parallel, TC powered an </w:t>
@@ -2135,13 +2645,29 @@
               <w:t>HKBU Science Faculty logo design competition</w:t>
             </w:r>
             <w:r>
-              <w:t xml:space="preserve"> whose winning entry will be incorporated into the Faculty's new official logo; this workflow has since been </w:t>
-            </w:r>
-            <w:r>
-              <w:rPr>
-                <w:b/>
-              </w:rPr>
-              <w:t>productised as the Logo Competition Platform</w:t>
+              <w:t xml:space="preserve"> whose winning entry will be incorporated into the </w:t>
+            </w:r>
+            <w:proofErr w:type="gramStart"/>
+            <w:r>
+              <w:t>Faculty's</w:t>
+            </w:r>
+            <w:proofErr w:type="gramEnd"/>
+            <w:r>
+              <w:t xml:space="preserve"> new official logo; this workflow has since been </w:t>
+            </w:r>
+            <w:proofErr w:type="spellStart"/>
+            <w:r>
+              <w:rPr>
+                <w:b/>
+              </w:rPr>
+              <w:t>productised</w:t>
+            </w:r>
+            <w:proofErr w:type="spellEnd"/>
+            <w:r>
+              <w:rPr>
+                <w:b/>
+              </w:rPr>
+              <w:t xml:space="preserve"> as the Logo Competition Platform</w:t>
             </w:r>
             <w:r>
               <w:t xml:space="preserve"> (Section 2, item 5), with TE serving as the infringement-verification layer for competition entries.</w:t>
@@ -2176,7 +2702,6 @@
                 <w:sz w:val="24"/>
                 <w:lang w:val="en-GB"/>
               </w:rPr>
-              <w:lastRenderedPageBreak/>
               <w:t>01/0</w:t>
             </w:r>
             <w:r>
@@ -2272,21 +2797,23 @@
                 <w:lang w:val="en-GB"/>
               </w:rPr>
             </w:pPr>
+            <w:proofErr w:type="spellStart"/>
             <w:r>
               <w:rPr>
                 <w:rFonts w:eastAsia="DFKai-SB"/>
                 <w:sz w:val="24"/>
                 <w:lang w:val="en-GB"/>
               </w:rPr>
-              <w:t xml:space="preserve">TadReamk Eye </w:t>
-            </w:r>
+              <w:t>TadReamk</w:t>
+            </w:r>
+            <w:proofErr w:type="spellEnd"/>
             <w:r>
               <w:rPr>
                 <w:rFonts w:eastAsia="DFKai-SB"/>
                 <w:sz w:val="24"/>
                 <w:lang w:val="en-GB"/>
               </w:rPr>
-              <w:t xml:space="preserve">(TE) </w:t>
+              <w:t xml:space="preserve"> Eye </w:t>
             </w:r>
             <w:r>
               <w:rPr>
@@ -2294,7 +2821,33 @@
                 <w:sz w:val="24"/>
                 <w:lang w:val="en-GB"/>
               </w:rPr>
-              <w:t>and TadReamk Create</w:t>
+              <w:t xml:space="preserve">(TE) </w:t>
+            </w:r>
+            <w:r>
+              <w:rPr>
+                <w:rFonts w:eastAsia="DFKai-SB"/>
+                <w:sz w:val="24"/>
+                <w:lang w:val="en-GB"/>
+              </w:rPr>
+              <w:t xml:space="preserve">and </w:t>
+            </w:r>
+            <w:proofErr w:type="spellStart"/>
+            <w:r>
+              <w:rPr>
+                <w:rFonts w:eastAsia="DFKai-SB"/>
+                <w:sz w:val="24"/>
+                <w:lang w:val="en-GB"/>
+              </w:rPr>
+              <w:t>TadReamk</w:t>
+            </w:r>
+            <w:proofErr w:type="spellEnd"/>
+            <w:r>
+              <w:rPr>
+                <w:rFonts w:eastAsia="DFKai-SB"/>
+                <w:sz w:val="24"/>
+                <w:lang w:val="en-GB"/>
+              </w:rPr>
+              <w:t xml:space="preserve"> Create</w:t>
             </w:r>
             <w:r>
               <w:rPr>
@@ -2406,6 +2959,7 @@
               <w:rPr>
                 <w:b/>
               </w:rPr>
+              <w:lastRenderedPageBreak/>
               <w:t>Achieved.</w:t>
             </w:r>
             <w:r>
@@ -2427,7 +2981,35 @@
               <w:t>revamped to new AI coding standards</w:t>
             </w:r>
             <w:r>
-              <w:t xml:space="preserve"> across TE, TC, TadReamk Patent, TadReamk Surveillance, the Logo Competition Platform, the Business Card Manager, TadReamk Lace and Rachel, enabling the company to take full advantage of the latest generation of LLMs (Theme 2). </w:t>
+              <w:t xml:space="preserve"> </w:t>
+            </w:r>
+            <w:r>
+              <w:lastRenderedPageBreak/>
+              <w:t xml:space="preserve">across TE, TC, </w:t>
+            </w:r>
+            <w:proofErr w:type="spellStart"/>
+            <w:r>
+              <w:t>TadReamk</w:t>
+            </w:r>
+            <w:proofErr w:type="spellEnd"/>
+            <w:r>
+              <w:t xml:space="preserve"> Patent, </w:t>
+            </w:r>
+            <w:proofErr w:type="spellStart"/>
+            <w:r>
+              <w:t>TadReamk</w:t>
+            </w:r>
+            <w:proofErr w:type="spellEnd"/>
+            <w:r>
+              <w:t xml:space="preserve"> Surveillance, the Logo Competition Platform, the Business Card Manager, </w:t>
+            </w:r>
+            <w:proofErr w:type="spellStart"/>
+            <w:r>
+              <w:t>TadReamk</w:t>
+            </w:r>
+            <w:proofErr w:type="spellEnd"/>
+            <w:r>
+              <w:t xml:space="preserve"> Lace and Rachel, enabling the company to take full advantage of the latest generation of LLMs (Theme 2). </w:t>
             </w:r>
             <w:r>
               <w:rPr>
@@ -2470,6 +3052,12 @@
                 <w:b/>
               </w:rPr>
               <w:t>Bronze Medal at the 8th China (Shanghai) International Invention and Innovation Exhibition (11–13 June 2025)</w:t>
+            </w:r>
+            <w:r>
+              <w:rPr>
+                <w:b/>
+              </w:rPr>
+              <w:t>.</w:t>
             </w:r>
           </w:p>
         </w:tc>
@@ -2501,6 +3089,7 @@
                 <w:sz w:val="24"/>
                 <w:lang w:val="en-GB"/>
               </w:rPr>
+              <w:lastRenderedPageBreak/>
               <w:t>01</w:t>
             </w:r>
             <w:r>
@@ -2612,6 +3201,7 @@
                 <w:lang w:val="en-GB"/>
               </w:rPr>
             </w:pPr>
+            <w:proofErr w:type="spellStart"/>
             <w:r>
               <w:rPr>
                 <w:rFonts w:eastAsia="DFKai-SB"/>
@@ -2620,6 +3210,7 @@
               </w:rPr>
               <w:t>MallBuddy</w:t>
             </w:r>
+            <w:proofErr w:type="spellEnd"/>
             <w:r>
               <w:rPr>
                 <w:rFonts w:eastAsia="DFKai-SB"/>
@@ -2671,7 +3262,7 @@
                 <w:sz w:val="24"/>
                 <w:lang w:val="en-GB"/>
               </w:rPr>
-              <w:t xml:space="preserve">In this financial year, we are focused on expanding our market presence to attract more users and boost traffic, while actively seeking business clients interested in enhancing their brand visibility. By January 31, 2026, we aim to build a substantial user base of </w:t>
+              <w:t xml:space="preserve">In this financial year, we are focused on expanding our market presence to attract more users and boost traffic, while actively seeking business </w:t>
             </w:r>
             <w:r>
               <w:rPr>
@@ -2679,7 +3270,8 @@
                 <w:sz w:val="24"/>
                 <w:lang w:val="en-GB"/>
               </w:rPr>
-              <w:t>50</w:t>
+              <w:lastRenderedPageBreak/>
+              <w:t xml:space="preserve">clients interested in enhancing their brand visibility. By January 31, 2026, we aim to build a substantial user base of </w:t>
             </w:r>
             <w:r>
               <w:rPr>
@@ -2687,7 +3279,7 @@
                 <w:sz w:val="24"/>
                 <w:lang w:val="en-GB"/>
               </w:rPr>
-              <w:t xml:space="preserve">,000 and secure </w:t>
+              <w:t>50</w:t>
             </w:r>
             <w:r>
               <w:rPr>
@@ -2695,7 +3287,7 @@
                 <w:sz w:val="24"/>
                 <w:lang w:val="en-GB"/>
               </w:rPr>
-              <w:t>at least two</w:t>
+              <w:t xml:space="preserve">,000 and secure </w:t>
             </w:r>
             <w:r>
               <w:rPr>
@@ -2703,7 +3295,7 @@
                 <w:sz w:val="24"/>
                 <w:lang w:val="en-GB"/>
               </w:rPr>
-              <w:t xml:space="preserve"> paying customers, which may include physical stores</w:t>
+              <w:t>at least two</w:t>
             </w:r>
             <w:r>
               <w:rPr>
@@ -2711,7 +3303,7 @@
                 <w:sz w:val="24"/>
                 <w:lang w:val="en-GB"/>
               </w:rPr>
-              <w:t xml:space="preserve"> owner</w:t>
+              <w:t xml:space="preserve"> paying customers, which may include physical stores</w:t>
             </w:r>
             <w:r>
               <w:rPr>
@@ -2719,7 +3311,33 @@
                 <w:sz w:val="24"/>
                 <w:lang w:val="en-GB"/>
               </w:rPr>
-              <w:t>, store chains, or shopping centers.</w:t>
+              <w:t xml:space="preserve"> owner</w:t>
+            </w:r>
+            <w:r>
+              <w:rPr>
+                <w:rFonts w:eastAsia="DFKai-SB"/>
+                <w:sz w:val="24"/>
+                <w:lang w:val="en-GB"/>
+              </w:rPr>
+              <w:t xml:space="preserve">, store chains, or shopping </w:t>
+            </w:r>
+            <w:proofErr w:type="spellStart"/>
+            <w:r>
+              <w:rPr>
+                <w:rFonts w:eastAsia="DFKai-SB"/>
+                <w:sz w:val="24"/>
+                <w:lang w:val="en-GB"/>
+              </w:rPr>
+              <w:t>centers</w:t>
+            </w:r>
+            <w:proofErr w:type="spellEnd"/>
+            <w:r>
+              <w:rPr>
+                <w:rFonts w:eastAsia="DFKai-SB"/>
+                <w:sz w:val="24"/>
+                <w:lang w:val="en-GB"/>
+              </w:rPr>
+              <w:t>.</w:t>
             </w:r>
           </w:p>
         </w:tc>
@@ -2750,12 +3368,14 @@
             <w:r>
               <w:t xml:space="preserve"> </w:t>
             </w:r>
+            <w:proofErr w:type="spellStart"/>
             <w:r>
               <w:rPr>
                 <w:b/>
               </w:rPr>
               <w:t>MallBuddy</w:t>
             </w:r>
+            <w:proofErr w:type="spellEnd"/>
             <w:r>
               <w:t xml:space="preserve"> continued as a </w:t>
             </w:r>
@@ -2766,17 +3386,20 @@
               <w:t>branding and marketing vehicle</w:t>
             </w:r>
             <w:r>
-              <w:t xml:space="preserve"> for </w:t>
-            </w:r>
-            <w:r>
+              <w:t xml:space="preserve"> for the wider company (Section 2), while the company deployed AI across many different forms of </w:t>
+            </w:r>
+            <w:r>
+              <w:rPr>
+                <w:b/>
+              </w:rPr>
+              <w:t xml:space="preserve">automated storyboards and media </w:t>
+            </w:r>
+            <w:r>
+              <w:rPr>
+                <w:b/>
+              </w:rPr>
               <w:lastRenderedPageBreak/>
-              <w:t xml:space="preserve">the wider company (Section 2), while the company deployed AI across many different forms of </w:t>
-            </w:r>
-            <w:r>
-              <w:rPr>
-                <w:b/>
-              </w:rPr>
-              <w:t>automated storyboards and media generation</w:t>
+              <w:t>generation</w:t>
             </w:r>
             <w:r>
               <w:t xml:space="preserve"> — auto-generated </w:t>
@@ -2788,7 +3411,15 @@
               <w:t>videos, blogs and brand stories</w:t>
             </w:r>
             <w:r>
-              <w:t xml:space="preserve"> showcasing TadReamk's reputation in branding (Theme 4). On the </w:t>
+              <w:t xml:space="preserve"> showcasing </w:t>
+            </w:r>
+            <w:proofErr w:type="spellStart"/>
+            <w:r>
+              <w:t>TadReamk's</w:t>
+            </w:r>
+            <w:proofErr w:type="spellEnd"/>
+            <w:r>
+              <w:t xml:space="preserve"> reputation in branding (Theme 4). On the </w:t>
             </w:r>
             <w:r>
               <w:rPr>
@@ -2961,7 +3592,7 @@
               <w:ind w:left="0"/>
               <w:jc w:val="center"/>
               <w:rPr>
-                <w:rFonts w:ascii="Times New Roman" w:hAnsi="Times New Roman" w:cs="Times New Roman" w:hint="eastAsia"/>
+                <w:rFonts w:ascii="Times New Roman" w:hAnsi="Times New Roman" w:cs="Times New Roman"/>
                 <w:lang w:val="en-GB"/>
               </w:rPr>
             </w:pPr>
@@ -3026,20 +3657,20 @@
               <w:t>successfully running within the company</w:t>
             </w:r>
             <w:r>
-              <w:t xml:space="preserve"> to automate </w:t>
+              <w:t xml:space="preserve"> to automate internal processes — directly addressing the </w:t>
+            </w:r>
+            <w:r>
+              <w:rPr>
+                <w:b/>
+              </w:rPr>
+              <w:t>62+ distinct administrative tasks</w:t>
+            </w:r>
+            <w:r>
+              <w:t xml:space="preserve"> mapped during the year (Theme 5) and </w:t>
             </w:r>
             <w:r>
               <w:lastRenderedPageBreak/>
-              <w:t xml:space="preserve">internal processes — directly addressing the </w:t>
-            </w:r>
-            <w:r>
-              <w:rPr>
-                <w:b/>
-              </w:rPr>
-              <w:t>62+ distinct administrative tasks</w:t>
-            </w:r>
-            <w:r>
-              <w:t xml:space="preserve"> mapped during the year (Theme 5) and forming the </w:t>
+              <w:t xml:space="preserve">forming the </w:t>
             </w:r>
             <w:r>
               <w:rPr>
@@ -3075,7 +3706,15 @@
               <w:t>one-person-company founders</w:t>
             </w:r>
             <w:r>
-              <w:t xml:space="preserve"> facing the same operational burden — a commercialisation path described in Sections 8 and 9.</w:t>
+              <w:t xml:space="preserve"> facing the same operational burden — a </w:t>
+            </w:r>
+            <w:proofErr w:type="spellStart"/>
+            <w:r>
+              <w:t>commercialisation</w:t>
+            </w:r>
+            <w:proofErr w:type="spellEnd"/>
+            <w:r>
+              <w:t xml:space="preserve"> path described in Sections 8 and 9.</w:t>
             </w:r>
           </w:p>
         </w:tc>
@@ -3161,7 +3800,23 @@
               <w:t>Premises.</w:t>
             </w:r>
             <w:r>
-              <w:t xml:space="preserve"> The company continues to operate from its HKSTP Incu-App premises under the incubation programme that runs 26/07/2023 – 25/07/2026, benefiting from the associated rental subsidy.</w:t>
+              <w:t xml:space="preserve"> The company continues to operate from its HKSTP </w:t>
+            </w:r>
+            <w:proofErr w:type="spellStart"/>
+            <w:r>
+              <w:t>Incu</w:t>
+            </w:r>
+            <w:proofErr w:type="spellEnd"/>
+            <w:r>
+              <w:t xml:space="preserve">-App premises under the incubation </w:t>
+            </w:r>
+            <w:proofErr w:type="spellStart"/>
+            <w:r>
+              <w:t>programme</w:t>
+            </w:r>
+            <w:proofErr w:type="spellEnd"/>
+            <w:r>
+              <w:t xml:space="preserve"> that runs 26/07/2023 – 25/07/2026, benefiting from the associated rental subsidy.</w:t>
             </w:r>
           </w:p>
           <w:p/>
@@ -3176,12 +3831,61 @@
               <w:t xml:space="preserve"> Building on the equipment base reported in 2024-25 (1× Apple Mac mini for prototypes/proof-of-concept, 2× development laptops, 1× Apple Mac Pro), the 2025-26 spend has focused on capacity to run and serve the re-engineered LLM-based suite:</w:t>
             </w:r>
           </w:p>
+          <w:p>
+            <w:pPr>
+              <w:pStyle w:val="a3"/>
+              <w:numPr>
+                <w:ilvl w:val="0"/>
+                <w:numId w:val="34"/>
+              </w:numPr>
+            </w:pPr>
+            <w:r>
+              <w:t>One l</w:t>
+            </w:r>
+            <w:r>
+              <w:t xml:space="preserve">aptop for </w:t>
+            </w:r>
+            <w:r>
+              <w:t>m</w:t>
+            </w:r>
+            <w:r>
+              <w:t>arketing</w:t>
+            </w:r>
+            <w:r>
+              <w:t xml:space="preserve"> activities</w:t>
+            </w:r>
+          </w:p>
+          <w:p>
+            <w:pPr>
+              <w:pStyle w:val="a3"/>
+              <w:numPr>
+                <w:ilvl w:val="0"/>
+                <w:numId w:val="34"/>
+              </w:numPr>
+            </w:pPr>
+            <w:r>
+              <w:t>Multi-core cluster server</w:t>
+            </w:r>
+            <w:r>
+              <w:t xml:space="preserve"> for data collection and storage</w:t>
+            </w:r>
+          </w:p>
+          <w:p>
+            <w:pPr>
+              <w:pStyle w:val="a3"/>
+              <w:numPr>
+                <w:ilvl w:val="0"/>
+                <w:numId w:val="34"/>
+              </w:numPr>
+            </w:pPr>
+            <w:r>
+              <w:t>Computation and Rendering Server</w:t>
+            </w:r>
+            <w:r>
+              <w:t xml:space="preserve"> with powerful RTX Pro 5000 for hosting LLMs like Gemma 4</w:t>
+            </w:r>
+          </w:p>
           <w:p/>
-          <w:p>
-            <w:r>
-              <w:t>[Please confirm and itemise any new procurement during 2025-26, e.g. additional development laptops, GPU/inference hardware, server/storage upgrades to support the new AI coding standards and the larger USPTO + logo-detection workloads.]</w:t>
-            </w:r>
-          </w:p>
           <w:p/>
           <w:p>
             <w:r>
@@ -3228,11 +3932,7 @@
               <w:t>Mrs. Linda Chan</w:t>
             </w:r>
             <w:r>
-              <w:t xml:space="preserve"> — Chief Operating Officer; operations, HR and external stakeholder </w:t>
-            </w:r>
-            <w:r>
-              <w:lastRenderedPageBreak/>
-              <w:t>communications.</w:t>
+              <w:t xml:space="preserve"> — Chief Operating Officer; operations, HR and external stakeholder communications.</w:t>
             </w:r>
           </w:p>
           <w:p>
@@ -3283,6 +3983,7 @@
               <w:rPr>
                 <w:b/>
               </w:rPr>
+              <w:lastRenderedPageBreak/>
               <w:t>Mr. Niu, Shuai</w:t>
             </w:r>
             <w:r>
@@ -3304,7 +4005,21 @@
               <w:t>Mr. Chen Chun Hang</w:t>
             </w:r>
             <w:r>
-              <w:t xml:space="preserve"> — Researcher, having progressed from STEM Intern → part-time Research Associate → Researcher leading interns and junior staff; following graduation from HKUST, he has joined / is joining TadReamk Limited as a full-time employee, with RTH application planned. He also contributes to business development.</w:t>
+              <w:t xml:space="preserve"> — Researcher, having progressed from STEM Intern → part-time Research Associate → Researcher leading interns and junior staff; following graduation from HKUST, he has joined </w:t>
+            </w:r>
+            <w:proofErr w:type="spellStart"/>
+            <w:r>
+              <w:t>TadReamk</w:t>
+            </w:r>
+            <w:proofErr w:type="spellEnd"/>
+            <w:r>
+              <w:t xml:space="preserve"> Limited as a full-time employee, with RTH application </w:t>
+            </w:r>
+            <w:r>
+              <w:t>approved</w:t>
+            </w:r>
+            <w:r>
+              <w:t>. He also contributes to business development.</w:t>
             </w:r>
           </w:p>
           <w:p>
@@ -3355,10 +4070,24 @@
               <w:rPr>
                 <w:b/>
               </w:rPr>
-              <w:t>LIU Xinhui</w:t>
-            </w:r>
-            <w:r>
-              <w:t xml:space="preserve"> — part-time researcher</w:t>
+              <w:t xml:space="preserve">LIU </w:t>
+            </w:r>
+            <w:proofErr w:type="spellStart"/>
+            <w:r>
+              <w:rPr>
+                <w:b/>
+              </w:rPr>
+              <w:t>Xinhui</w:t>
+            </w:r>
+            <w:proofErr w:type="spellEnd"/>
+            <w:r>
+              <w:t xml:space="preserve"> — </w:t>
+            </w:r>
+            <w:r>
+              <w:t>P</w:t>
+            </w:r>
+            <w:r>
+              <w:t>art-time researcher</w:t>
             </w:r>
           </w:p>
           <w:p>
@@ -3373,8 +4102,16 @@
               <w:rPr>
                 <w:b/>
               </w:rPr>
-              <w:t>LI Dexiong</w:t>
-            </w:r>
+              <w:t xml:space="preserve">LI </w:t>
+            </w:r>
+            <w:proofErr w:type="spellStart"/>
+            <w:r>
+              <w:rPr>
+                <w:b/>
+              </w:rPr>
+              <w:t>Dexiong</w:t>
+            </w:r>
+            <w:proofErr w:type="spellEnd"/>
             <w:r>
               <w:rPr>
                 <w:rFonts w:hint="eastAsia"/>
@@ -3392,13 +4129,40 @@
               <w:rPr>
                 <w:b/>
               </w:rPr>
-              <w:t>Interns and STEM programme contributions during 2025-26.</w:t>
+              <w:t xml:space="preserve">Interns and STEM </w:t>
+            </w:r>
+            <w:proofErr w:type="spellStart"/>
+            <w:r>
+              <w:rPr>
+                <w:b/>
+              </w:rPr>
+              <w:t>programme</w:t>
+            </w:r>
+            <w:proofErr w:type="spellEnd"/>
+            <w:r>
+              <w:rPr>
+                <w:b/>
+              </w:rPr>
+              <w:t xml:space="preserve"> contributions during 2025-26.</w:t>
             </w:r>
           </w:p>
           <w:p/>
           <w:p>
-            <w:r>
-              <w:t xml:space="preserve">TadReamk and its founder are deeply committed to nurturing the next generation of young talent. Prof. Xu believes that knowledge dissemination — in particular, giving young people hands-on experience in the day-to-day running of a start-up — is vital for their personal and professional growth. In line with this philosophy, the company has actively recruited participants from multiple internship programmes, including the </w:t>
+            <w:proofErr w:type="spellStart"/>
+            <w:r>
+              <w:t>TadReamk</w:t>
+            </w:r>
+            <w:proofErr w:type="spellEnd"/>
+            <w:r>
+              <w:t xml:space="preserve"> and its founder are deeply committed to nurturing the next generation of young talent. Prof. Xu believes that knowledge dissemination — in particular, giving young people hands-on experience in the day-to-day running of a start-up — is vital for their personal and professional growth. In line with this philosophy, the company has actively recruited participants from multiple internship </w:t>
+            </w:r>
+            <w:proofErr w:type="spellStart"/>
+            <w:r>
+              <w:t>programmes</w:t>
+            </w:r>
+            <w:proofErr w:type="spellEnd"/>
+            <w:r>
+              <w:t xml:space="preserve">, including the </w:t>
             </w:r>
             <w:r>
               <w:rPr>
@@ -3413,17 +4177,47 @@
               <w:rPr>
                 <w:b/>
               </w:rPr>
-              <w:t>HKST Youth Internship Programme (YSIP)</w:t>
+              <w:t xml:space="preserve">HKST Youth Internship </w:t>
+            </w:r>
+            <w:proofErr w:type="spellStart"/>
+            <w:r>
+              <w:rPr>
+                <w:b/>
+              </w:rPr>
+              <w:t>Programme</w:t>
+            </w:r>
+            <w:proofErr w:type="spellEnd"/>
+            <w:r>
+              <w:rPr>
+                <w:b/>
+              </w:rPr>
+              <w:t xml:space="preserve"> (YSIP)</w:t>
             </w:r>
             <w:r>
               <w:t xml:space="preserve">, and the </w:t>
             </w:r>
-            <w:r>
-              <w:rPr>
-                <w:b/>
-              </w:rPr>
-              <w:t>PolyU School of Design Internship Programme</w:t>
-            </w:r>
+            <w:proofErr w:type="spellStart"/>
+            <w:r>
+              <w:rPr>
+                <w:b/>
+              </w:rPr>
+              <w:t>PolyU</w:t>
+            </w:r>
+            <w:proofErr w:type="spellEnd"/>
+            <w:r>
+              <w:rPr>
+                <w:b/>
+              </w:rPr>
+              <w:t xml:space="preserve"> School of Design Internship </w:t>
+            </w:r>
+            <w:proofErr w:type="spellStart"/>
+            <w:r>
+              <w:rPr>
+                <w:b/>
+              </w:rPr>
+              <w:t>Programme</w:t>
+            </w:r>
+            <w:proofErr w:type="spellEnd"/>
             <w:r>
               <w:t xml:space="preserve">. The founder is also particularly focused on providing meaningful internship opportunities for students from the company's associated university, </w:t>
             </w:r>
@@ -3483,8 +4277,16 @@
               <w:rPr>
                 <w:b/>
               </w:rPr>
-              <w:t>HOSSAIN Tahsir</w:t>
-            </w:r>
+              <w:t xml:space="preserve">HOSSAIN </w:t>
+            </w:r>
+            <w:proofErr w:type="spellStart"/>
+            <w:r>
+              <w:rPr>
+                <w:b/>
+              </w:rPr>
+              <w:t>Tahsir</w:t>
+            </w:r>
+            <w:proofErr w:type="spellEnd"/>
             <w:r>
               <w:t xml:space="preserve"> — Intern (Artificial Intelligence &amp; Data Curation) — </w:t>
             </w:r>
@@ -3509,7 +4311,21 @@
               <w:rPr>
                 <w:b/>
               </w:rPr>
-              <w:t>(PolyU Design Intern)</w:t>
+              <w:t>(</w:t>
+            </w:r>
+            <w:proofErr w:type="spellStart"/>
+            <w:r>
+              <w:rPr>
+                <w:b/>
+              </w:rPr>
+              <w:t>PolyU</w:t>
+            </w:r>
+            <w:proofErr w:type="spellEnd"/>
+            <w:r>
+              <w:rPr>
+                <w:b/>
+              </w:rPr>
+              <w:t xml:space="preserve"> Design Intern)</w:t>
             </w:r>
           </w:p>
           <w:p>
@@ -3611,7 +4427,21 @@
               <w:rPr>
                 <w:b/>
               </w:rPr>
-              <w:t>(PolyU Design Intern)</w:t>
+              <w:t>(</w:t>
+            </w:r>
+            <w:proofErr w:type="spellStart"/>
+            <w:r>
+              <w:rPr>
+                <w:b/>
+              </w:rPr>
+              <w:t>PolyU</w:t>
+            </w:r>
+            <w:proofErr w:type="spellEnd"/>
+            <w:r>
+              <w:rPr>
+                <w:b/>
+              </w:rPr>
+              <w:t xml:space="preserve"> Design Intern)</w:t>
             </w:r>
           </w:p>
           <w:p>
@@ -3628,7 +4458,7 @@
               <w:rPr>
                 <w:b/>
               </w:rPr>
-              <w:t>(Summer STEM?)</w:t>
+              <w:t>(Summer STEM)</w:t>
             </w:r>
           </w:p>
           <w:p>
@@ -3670,10 +4500,38 @@
               <w:rPr>
                 <w:b/>
               </w:rPr>
-              <w:t>CAI Wentao</w:t>
-            </w:r>
-            <w:r>
-              <w:t xml:space="preserve"> — Intern (Artificial Intelligence &amp; Data Curation) — </w:t>
+              <w:t xml:space="preserve">CAI </w:t>
+            </w:r>
+            <w:proofErr w:type="spellStart"/>
+            <w:r>
+              <w:rPr>
+                <w:b/>
+              </w:rPr>
+              <w:t>Wentao</w:t>
+            </w:r>
+            <w:proofErr w:type="spellEnd"/>
+            <w:r>
+              <w:t xml:space="preserve"> — Intern (Artificial Intelligence &amp; Data Curation) —</w:t>
+            </w:r>
+            <w:r>
+              <w:t xml:space="preserve"> </w:t>
+            </w:r>
+            <w:r>
+              <w:rPr>
+                <w:b/>
+              </w:rPr>
+              <w:t>(Directly funded)</w:t>
+            </w:r>
+          </w:p>
+          <w:p>
+            <w:r>
+              <w:rPr>
+                <w:b/>
+              </w:rPr>
+              <w:t>WU Chun Hei</w:t>
+            </w:r>
+            <w:r>
+              <w:t xml:space="preserve"> (Ben) — Intern (Research &amp; Development — Development-focused) — </w:t>
             </w:r>
             <w:r>
               <w:rPr>
@@ -3687,55 +4545,55 @@
               <w:rPr>
                 <w:b/>
               </w:rPr>
+              <w:t xml:space="preserve">LEE </w:t>
+            </w:r>
+            <w:proofErr w:type="spellStart"/>
+            <w:r>
+              <w:rPr>
+                <w:b/>
+              </w:rPr>
+              <w:t>Lee</w:t>
+            </w:r>
+            <w:proofErr w:type="spellEnd"/>
+            <w:r>
+              <w:rPr>
+                <w:b/>
+              </w:rPr>
+              <w:t xml:space="preserve"> Ling</w:t>
+            </w:r>
+            <w:r>
+              <w:t xml:space="preserve"> (</w:t>
+            </w:r>
+            <w:r>
+              <w:rPr>
+                <w:rFonts w:hint="eastAsia"/>
+              </w:rPr>
+              <w:t>L</w:t>
+            </w:r>
+            <w:r>
+              <w:t xml:space="preserve">ena) — Intern Digital Analyst — </w:t>
+            </w:r>
+            <w:r>
+              <w:rPr>
+                <w:b/>
+              </w:rPr>
+              <w:t>(Summer STEM)</w:t>
+            </w:r>
+          </w:p>
+          <w:p/>
+          <w:p>
+            <w:pPr>
+              <w:jc w:val="both"/>
+              <w:rPr>
+                <w:rFonts w:ascii="Times New Roman" w:hAnsi="Times New Roman" w:cs="Times New Roman"/>
+              </w:rPr>
+            </w:pPr>
+            <w:r>
+              <w:t xml:space="preserve">Besides the founder, all team members receive salary fully or partially funded by TSSSU, in line </w:t>
+            </w:r>
+            <w:r>
               <w:lastRenderedPageBreak/>
-              <w:t>WU Chun Hei</w:t>
-            </w:r>
-            <w:r>
-              <w:t xml:space="preserve"> (Ben) — Intern (Research &amp; Development — Development-focused) — </w:t>
-            </w:r>
-            <w:r>
-              <w:rPr>
-                <w:b/>
-              </w:rPr>
-              <w:t>(Summer STEM)</w:t>
-            </w:r>
-          </w:p>
-          <w:p>
-            <w:r>
-              <w:rPr>
-                <w:b/>
-              </w:rPr>
-              <w:t>LEE Lee Ling</w:t>
-            </w:r>
-            <w:r>
-              <w:t xml:space="preserve"> (</w:t>
-            </w:r>
-            <w:r>
-              <w:rPr>
-                <w:rFonts w:hint="eastAsia"/>
-              </w:rPr>
-              <w:t>L</w:t>
-            </w:r>
-            <w:r>
-              <w:t xml:space="preserve">ena) — Intern Digital Analyst — </w:t>
-            </w:r>
-            <w:r>
-              <w:rPr>
-                <w:b/>
-              </w:rPr>
-              <w:t>(Summer STEM)</w:t>
-            </w:r>
-          </w:p>
-          <w:p/>
-          <w:p>
-            <w:pPr>
-              <w:jc w:val="both"/>
-              <w:rPr>
-                <w:rFonts w:ascii="Times New Roman" w:hAnsi="Times New Roman" w:cs="Times New Roman" w:hint="eastAsia"/>
-              </w:rPr>
-            </w:pPr>
-            <w:r>
-              <w:t>Besides the founder, all team members receive salary fully or partially funded by TSSSU, in line with the start-up's funded structure.</w:t>
+              <w:t>with the start-up's funded structure.</w:t>
             </w:r>
           </w:p>
         </w:tc>
@@ -3800,7 +4658,23 @@
               <w:t>HKBU Science Faculty.</w:t>
             </w:r>
             <w:r>
-              <w:t xml:space="preserve"> TadReamk collaborated directly with the HKBU Science Faculty through the TC-powered logo design competition. The winning entry will be incorporated into the Faculty's new official logo, establishing an ongoing and highly visible reference relationship between the company and the university.</w:t>
+              <w:t xml:space="preserve"> </w:t>
+            </w:r>
+            <w:proofErr w:type="spellStart"/>
+            <w:r>
+              <w:t>TadReamk</w:t>
+            </w:r>
+            <w:proofErr w:type="spellEnd"/>
+            <w:r>
+              <w:t xml:space="preserve"> collaborated directly with the HKBU Science Faculty through the TC-powered logo design competition. The winning entry will be incorporated into the </w:t>
+            </w:r>
+            <w:proofErr w:type="gramStart"/>
+            <w:r>
+              <w:t>Faculty's</w:t>
+            </w:r>
+            <w:proofErr w:type="gramEnd"/>
+            <w:r>
+              <w:t xml:space="preserve"> new official logo, establishing an ongoing and highly visible reference relationship between the company and the university.</w:t>
             </w:r>
           </w:p>
           <w:p>
@@ -3825,7 +4699,15 @@
               <w:t>Clarivate and other consultancy partners.</w:t>
             </w:r>
             <w:r>
-              <w:t xml:space="preserve"> Co-pitching arrangements with Clarivate and other experienced Hong Kong-based consultancy firms continued throughout the year, in preparation for the anticipated HKIPD AI-assisted image search tender. The HKBU Knowledge Transfer Office (KTO) facilitated several formal discussions with Clarivate representatives, further strengthening TadReamk's positioning ahead of the tender.</w:t>
+              <w:t xml:space="preserve"> Co-pitching arrangements with Clarivate and other experienced Hong Kong-based consultancy firms continued throughout the year, in preparation for the anticipated HKIPD AI-assisted image search tender. The HKBU Knowledge Transfer Office (KTO) facilitated several formal discussions with Clarivate representatives, further strengthening </w:t>
+            </w:r>
+            <w:proofErr w:type="spellStart"/>
+            <w:r>
+              <w:t>TadReamk's</w:t>
+            </w:r>
+            <w:proofErr w:type="spellEnd"/>
+            <w:r>
+              <w:t xml:space="preserve"> positioning ahead of the tender.</w:t>
             </w:r>
           </w:p>
           <w:p/>
@@ -3863,7 +4745,15 @@
               <w:t>HKBU Institute for Innovation, Translation and Policy Research (ITPR) and Knowledge Transfer Office (KTO).</w:t>
             </w:r>
             <w:r>
-              <w:t xml:space="preserve"> Through HKBU's ITPR and KTO ecosystem, the company continued to gain exposure to investors and funding opportunities. A significant milestone during the year was TadReamk representing HKBU and </w:t>
+              <w:t xml:space="preserve"> Through HKBU's ITPR and KTO ecosystem, the company continued to gain exposure to investors and funding opportunities. A significant milestone during the year was </w:t>
+            </w:r>
+            <w:proofErr w:type="spellStart"/>
+            <w:r>
+              <w:t>TadReamk</w:t>
+            </w:r>
+            <w:proofErr w:type="spellEnd"/>
+            <w:r>
+              <w:t xml:space="preserve"> representing HKBU and </w:t>
             </w:r>
             <w:r>
               <w:rPr>
@@ -3892,9 +4782,6 @@
                 <w:ilvl w:val="0"/>
                 <w:numId w:val="25"/>
               </w:numPr>
-              <w:rPr>
-                <w:rFonts w:hint="eastAsia"/>
-              </w:rPr>
             </w:pPr>
             <w:r>
               <w:rPr>
@@ -3903,16 +4790,40 @@
               <w:t>HKAI Lab.</w:t>
             </w:r>
             <w:r>
-              <w:t xml:space="preserve"> In September 2025, TadReamk was accepted into the </w:t>
-            </w:r>
-            <w:r>
-              <w:rPr>
-                <w:b/>
-              </w:rPr>
-              <w:t>HKAI Lab incubation programme</w:t>
-            </w:r>
-            <w:r>
-              <w:t xml:space="preserve">, further broadening the company's network within Hong Kong's AI ecosystem. Programme benefits include </w:t>
+              <w:t xml:space="preserve"> In September 2025, </w:t>
+            </w:r>
+            <w:proofErr w:type="spellStart"/>
+            <w:r>
+              <w:t>TadReamk</w:t>
+            </w:r>
+            <w:proofErr w:type="spellEnd"/>
+            <w:r>
+              <w:t xml:space="preserve"> was accepted into the </w:t>
+            </w:r>
+            <w:r>
+              <w:rPr>
+                <w:b/>
+              </w:rPr>
+              <w:t xml:space="preserve">HKAI Lab incubation </w:t>
+            </w:r>
+            <w:proofErr w:type="spellStart"/>
+            <w:r>
+              <w:rPr>
+                <w:b/>
+              </w:rPr>
+              <w:t>programme</w:t>
+            </w:r>
+            <w:proofErr w:type="spellEnd"/>
+            <w:r>
+              <w:t xml:space="preserve">, further broadening the company's network within Hong Kong's AI ecosystem. </w:t>
+            </w:r>
+            <w:proofErr w:type="spellStart"/>
+            <w:r>
+              <w:t>Programme</w:t>
+            </w:r>
+            <w:proofErr w:type="spellEnd"/>
+            <w:r>
+              <w:t xml:space="preserve"> benefits include </w:t>
             </w:r>
             <w:r>
               <w:rPr>
@@ -3930,7 +4841,15 @@
               <w:t>additional workspace at Hong Kong Science and Technology Parks (HKSTP)</w:t>
             </w:r>
             <w:r>
-              <w:t>, complementing the company's existing Incu-App premises.</w:t>
+              <w:t xml:space="preserve">, complementing the company's existing </w:t>
+            </w:r>
+            <w:proofErr w:type="spellStart"/>
+            <w:r>
+              <w:t>Incu</w:t>
+            </w:r>
+            <w:proofErr w:type="spellEnd"/>
+            <w:r>
+              <w:t>-App premises.</w:t>
             </w:r>
           </w:p>
           <w:p/>
@@ -3956,17 +4875,11 @@
           <w:p>
             <w:pPr>
               <w:pStyle w:val="a3"/>
-              <w:rPr>
-                <w:rFonts w:hint="eastAsia"/>
-              </w:rPr>
             </w:pPr>
           </w:p>
           <w:p>
             <w:pPr>
               <w:jc w:val="both"/>
-              <w:rPr>
-                <w:rFonts w:hint="eastAsia"/>
-              </w:rPr>
             </w:pPr>
           </w:p>
         </w:tc>
@@ -4046,7 +4959,15 @@
               <w:t>prohibition on double-dipping</w:t>
             </w:r>
             <w:r>
-              <w:t xml:space="preserve"> between TSSSU/HKSTP funding and other grant programmes such as the Patent Application Grant — have continued to apply cash-flow pressure during 2025-26.</w:t>
+              <w:t xml:space="preserve"> between TSSSU/HKSTP funding and other grant </w:t>
+            </w:r>
+            <w:proofErr w:type="spellStart"/>
+            <w:r>
+              <w:t>programmes</w:t>
+            </w:r>
+            <w:proofErr w:type="spellEnd"/>
+            <w:r>
+              <w:t xml:space="preserve"> such as the Patent Application Grant — have continued to apply cash-flow pressure during 2025-26.</w:t>
             </w:r>
           </w:p>
           <w:p/>
@@ -4071,7 +4992,15 @@
               <w:t>Pace of LLM evolution.</w:t>
             </w:r>
             <w:r>
-              <w:t xml:space="preserve"> While the new generation of LLMs has been transformative for the suite (see Section 2), keeping pace with each new model release has required a non-trivial re-engineering effort to maintain the new AI coding standards across TE, TC, MallBuddy and Rachel.</w:t>
+              <w:t xml:space="preserve"> While the new generation of LLMs has been transformative for the suite (see Section 2), keeping pace with each new model release has required a non-trivial re-engineering effort to maintain the new AI coding standards across TE, TC, </w:t>
+            </w:r>
+            <w:proofErr w:type="spellStart"/>
+            <w:r>
+              <w:t>MallBuddy</w:t>
+            </w:r>
+            <w:proofErr w:type="spellEnd"/>
+            <w:r>
+              <w:t xml:space="preserve"> and Rachel.</w:t>
             </w:r>
           </w:p>
           <w:p>
@@ -4142,7 +5071,7 @@
             <w:pPr>
               <w:jc w:val="both"/>
               <w:rPr>
-                <w:rFonts w:ascii="Times New Roman" w:hAnsi="Times New Roman" w:cs="Times New Roman" w:hint="eastAsia"/>
+                <w:rFonts w:ascii="Times New Roman" w:hAnsi="Times New Roman" w:cs="Times New Roman"/>
               </w:rPr>
             </w:pPr>
             <w:r>
@@ -4241,7 +5170,15 @@
               <w:t>not</w:t>
             </w:r>
             <w:r>
-              <w:t xml:space="preserve"> facing any outstanding issues that materially threaten delivery against the approved business proposal. As reported previously, the team has navigated through a large number of technical, business and operational hurdles and is confident in its ability to manage future challenges.</w:t>
+              <w:t xml:space="preserve"> facing any outstanding issues that materially threaten delivery against the approved business proposal. As reported previously, the team has navigated through </w:t>
+            </w:r>
+            <w:proofErr w:type="gramStart"/>
+            <w:r>
+              <w:t>a large number of</w:t>
+            </w:r>
+            <w:proofErr w:type="gramEnd"/>
+            <w:r>
+              <w:t xml:space="preserve"> technical, business and operational hurdles and is confident in its ability to manage future challenges.</w:t>
             </w:r>
           </w:p>
           <w:p>
@@ -4315,6 +5252,7 @@
         </w:rPr>
         <w:t xml:space="preserve">ontent and </w:t>
       </w:r>
+      <w:proofErr w:type="spellStart"/>
       <w:r>
         <w:rPr>
           <w:rFonts w:ascii="Times New Roman" w:hAnsi="Times New Roman" w:cs="Times New Roman"/>
@@ -4327,6 +5265,7 @@
         </w:rPr>
         <w:t>ommercialisation</w:t>
       </w:r>
+      <w:proofErr w:type="spellEnd"/>
     </w:p>
     <w:tbl>
       <w:tblPr>
@@ -4348,7 +5287,15 @@
           </w:tcPr>
           <w:p>
             <w:r>
-              <w:t>The 2025-26 period has produced the following innovations and commercialisation outcomes:</w:t>
+              <w:t xml:space="preserve">The 2025-26 period has produced the following innovations and </w:t>
+            </w:r>
+            <w:proofErr w:type="spellStart"/>
+            <w:r>
+              <w:t>commercialisation</w:t>
+            </w:r>
+            <w:proofErr w:type="spellEnd"/>
+            <w:r>
+              <w:t xml:space="preserve"> outcomes:</w:t>
             </w:r>
           </w:p>
           <w:p/>
@@ -4364,7 +5311,21 @@
               <w:rPr>
                 <w:b/>
               </w:rPr>
-              <w:t>Unified seven-product TadReamk software suite.</w:t>
+              <w:t xml:space="preserve">Unified seven-product </w:t>
+            </w:r>
+            <w:proofErr w:type="spellStart"/>
+            <w:r>
+              <w:rPr>
+                <w:b/>
+              </w:rPr>
+              <w:t>TadReamk</w:t>
+            </w:r>
+            <w:proofErr w:type="spellEnd"/>
+            <w:r>
+              <w:rPr>
+                <w:b/>
+              </w:rPr>
+              <w:t xml:space="preserve"> software suite.</w:t>
             </w:r>
             <w:r>
               <w:t xml:space="preserve"> Packaging </w:t>
@@ -4373,10 +5334,60 @@
               <w:rPr>
                 <w:b/>
               </w:rPr>
-              <w:t>TE, TC, TadReamk Patent, TadReamk Surveillance, the Logo Competition Platform, the Business Card Manager and TadReamk Lace</w:t>
-            </w:r>
-            <w:r>
-              <w:t xml:space="preserve"> into a single coherent customer-facing suite — and selling it as such — is itself a commercial innovation: it shifts our value proposition from "best-in-class similarity search" to "end-to-end AI trademark workflow", which is more defensible and higher-priced. Rachel (conversational interface), MallBuddy (retail navigation) and the broader AI Services portal round out the offering.</w:t>
+              <w:t xml:space="preserve">TE, TC, </w:t>
+            </w:r>
+            <w:proofErr w:type="spellStart"/>
+            <w:r>
+              <w:rPr>
+                <w:b/>
+              </w:rPr>
+              <w:t>TadReamk</w:t>
+            </w:r>
+            <w:proofErr w:type="spellEnd"/>
+            <w:r>
+              <w:rPr>
+                <w:b/>
+              </w:rPr>
+              <w:t xml:space="preserve"> Patent, </w:t>
+            </w:r>
+            <w:proofErr w:type="spellStart"/>
+            <w:r>
+              <w:rPr>
+                <w:b/>
+              </w:rPr>
+              <w:t>TadReamk</w:t>
+            </w:r>
+            <w:proofErr w:type="spellEnd"/>
+            <w:r>
+              <w:rPr>
+                <w:b/>
+              </w:rPr>
+              <w:t xml:space="preserve"> Surveillance, the Logo Competition Platform, the Business Card Manager and </w:t>
+            </w:r>
+            <w:proofErr w:type="spellStart"/>
+            <w:r>
+              <w:rPr>
+                <w:b/>
+              </w:rPr>
+              <w:t>TadReamk</w:t>
+            </w:r>
+            <w:proofErr w:type="spellEnd"/>
+            <w:r>
+              <w:rPr>
+                <w:b/>
+              </w:rPr>
+              <w:t xml:space="preserve"> Lace</w:t>
+            </w:r>
+            <w:r>
+              <w:t xml:space="preserve"> into a single coherent customer-facing suite — and selling it as such — is itself a commercial innovation: it shifts our value proposition from "best-in-class similarity search" to "end-to-end AI trademark workflow", which is more defensible and higher-priced. Rachel (conversational interface), </w:t>
+            </w:r>
+            <w:proofErr w:type="spellStart"/>
+            <w:r>
+              <w:t>MallBuddy</w:t>
+            </w:r>
+            <w:proofErr w:type="spellEnd"/>
+            <w:r>
+              <w:t xml:space="preserve"> (retail navigation) and the broader AI Services portal round out the offering.</w:t>
             </w:r>
           </w:p>
           <w:p>
@@ -4398,7 +5409,15 @@
             </w:r>
             <w:r>
               <w:lastRenderedPageBreak/>
-              <w:t>applied across all products in the suite. This keeps TadReamk on the technological frontier without bespoke re-implementation per product.</w:t>
+              <w:t xml:space="preserve">applied across all products in the suite. This keeps </w:t>
+            </w:r>
+            <w:proofErr w:type="spellStart"/>
+            <w:r>
+              <w:t>TadReamk</w:t>
+            </w:r>
+            <w:proofErr w:type="spellEnd"/>
+            <w:r>
+              <w:t xml:space="preserve"> on the technological frontier without bespoke re-implementation per product.</w:t>
             </w:r>
           </w:p>
           <w:p>
@@ -4413,10 +5432,40 @@
               <w:rPr>
                 <w:b/>
               </w:rPr>
-              <w:t>TC as the engine of a public competition — now productised.</w:t>
-            </w:r>
-            <w:r>
-              <w:t xml:space="preserve"> Powering the HKBU Science Faculty logo competition is a novel commercialisation channel that simultaneously (a) demonstrates TC's capability publicly, (b) trains the algorithm on a curated, brand-relevant dataset and (c) creates a permanent reference customer (HKBU Science Faculty's adopted logo). The competition workflow has now been productised as the </w:t>
+              <w:t xml:space="preserve">TC as the engine of a public competition — now </w:t>
+            </w:r>
+            <w:proofErr w:type="spellStart"/>
+            <w:r>
+              <w:rPr>
+                <w:b/>
+              </w:rPr>
+              <w:t>productised</w:t>
+            </w:r>
+            <w:proofErr w:type="spellEnd"/>
+            <w:r>
+              <w:rPr>
+                <w:b/>
+              </w:rPr>
+              <w:t>.</w:t>
+            </w:r>
+            <w:r>
+              <w:t xml:space="preserve"> Powering the HKBU Science Faculty logo competition is a novel </w:t>
+            </w:r>
+            <w:proofErr w:type="spellStart"/>
+            <w:r>
+              <w:t>commercialisation</w:t>
+            </w:r>
+            <w:proofErr w:type="spellEnd"/>
+            <w:r>
+              <w:t xml:space="preserve"> channel that simultaneously (a) demonstrates TC's capability publicly, (b) trains the algorithm on a curated, brand-relevant dataset and (c) creates a permanent reference customer (HKBU Science Faculty's adopted logo). The competition workflow has now been </w:t>
+            </w:r>
+            <w:proofErr w:type="spellStart"/>
+            <w:r>
+              <w:t>productised</w:t>
+            </w:r>
+            <w:proofErr w:type="spellEnd"/>
+            <w:r>
+              <w:t xml:space="preserve"> as the </w:t>
             </w:r>
             <w:r>
               <w:rPr>
@@ -4425,7 +5474,15 @@
               <w:t>Logo Competition Platform</w:t>
             </w:r>
             <w:r>
-              <w:t>, available to universities, faculties, corporates and government bodies.</w:t>
+              <w:t xml:space="preserve">, available to universities, faculties, </w:t>
+            </w:r>
+            <w:proofErr w:type="spellStart"/>
+            <w:r>
+              <w:t>corporates</w:t>
+            </w:r>
+            <w:proofErr w:type="spellEnd"/>
+            <w:r>
+              <w:t xml:space="preserve"> and government bodies.</w:t>
             </w:r>
           </w:p>
           <w:p>
@@ -4471,9 +5528,6 @@
                 <w:ilvl w:val="0"/>
                 <w:numId w:val="27"/>
               </w:numPr>
-              <w:rPr>
-                <w:rFonts w:hint="eastAsia"/>
-              </w:rPr>
             </w:pPr>
             <w:r>
               <w:rPr>
@@ -4482,7 +5536,15 @@
               <w:t>AI-driven brand storytelling toolkit.</w:t>
             </w:r>
             <w:r>
-              <w:t xml:space="preserve"> Beyond the core trademark AI products, TadReamk has begun producing AI-generated </w:t>
+              <w:t xml:space="preserve"> Beyond the core trademark AI products, </w:t>
+            </w:r>
+            <w:proofErr w:type="spellStart"/>
+            <w:r>
+              <w:t>TadReamk</w:t>
+            </w:r>
+            <w:proofErr w:type="spellEnd"/>
+            <w:r>
+              <w:t xml:space="preserve"> has begun producing AI-generated </w:t>
             </w:r>
             <w:r>
               <w:rPr>
@@ -4491,7 +5553,15 @@
               <w:t>videos, blogs and brand stories</w:t>
             </w:r>
             <w:r>
-              <w:t xml:space="preserve"> at scale — initially for the company's own marketing reach, but with clear potential to be productised as a stand-alone offering for brand-conscious SME and enterprise customers, since this is the most natural extension of our logo / trademark AI capabilities.</w:t>
+              <w:t xml:space="preserve"> at scale — initially for the company's own marketing reach, but with clear potential to be </w:t>
+            </w:r>
+            <w:proofErr w:type="spellStart"/>
+            <w:r>
+              <w:t>productised</w:t>
+            </w:r>
+            <w:proofErr w:type="spellEnd"/>
+            <w:r>
+              <w:t xml:space="preserve"> as a stand-alone offering for brand-conscious SME and enterprise customers, since this is the most natural extension of our logo / trademark AI capabilities.</w:t>
             </w:r>
           </w:p>
           <w:p>
@@ -4503,7 +5573,10 @@
               </w:numPr>
             </w:pPr>
             <w:r>
-              <w:t>Here are the list of company's social media presence:</w:t>
+              <w:t>L</w:t>
+            </w:r>
+            <w:r>
+              <w:t>ist of company's social media presence:</w:t>
             </w:r>
           </w:p>
           <w:p>
@@ -4514,8 +5587,13 @@
                 <w:numId w:val="28"/>
               </w:numPr>
             </w:pPr>
-            <w:r>
-              <w:t>Bilibili: https://space.bilibili.com/3690987970890659?spmidfrom=333.337.0.0</w:t>
+            <w:proofErr w:type="spellStart"/>
+            <w:r>
+              <w:t>Bilibili</w:t>
+            </w:r>
+            <w:proofErr w:type="spellEnd"/>
+            <w:r>
+              <w:t>: https://space.bilibili.com/3690987970890659?spmidfrom=333.337.0.0</w:t>
             </w:r>
           </w:p>
           <w:p>
@@ -4538,8 +5616,13 @@
                 <w:numId w:val="29"/>
               </w:numPr>
             </w:pPr>
-            <w:r>
-              <w:t>Linkedin: https://www.linkedin.com/company/tadreamk/posts/?feedView=all</w:t>
+            <w:proofErr w:type="spellStart"/>
+            <w:r>
+              <w:t>Linkedin</w:t>
+            </w:r>
+            <w:proofErr w:type="spellEnd"/>
+            <w:r>
+              <w:t>: https://www.linkedin.com/company/tadreamk/posts/?feedView=all</w:t>
             </w:r>
           </w:p>
           <w:p>
@@ -4562,8 +5645,13 @@
                 <w:numId w:val="29"/>
               </w:numPr>
             </w:pPr>
-            <w:r>
-              <w:t>RedNote (patent): https://www.rednote.com/user/profile/688080ac000000001d015646?xsectoken=ABgNettPJMUXa3-pC1t-6RH9MNTyObXNGEUsGSuU2N5PA%3D&amp;xsecsource=pcsearch</w:t>
+            <w:proofErr w:type="spellStart"/>
+            <w:r>
+              <w:t>RedNote</w:t>
+            </w:r>
+            <w:proofErr w:type="spellEnd"/>
+            <w:r>
+              <w:t xml:space="preserve"> (patent): https://www.rednote.com/user/profile/688080ac000000001d015646?xsectoken=ABgNettPJMUXa3-pC1t-6RH9MNTyObXNGEUsGSuU2N5PA%3D&amp;xsecsource=pcsearch</w:t>
             </w:r>
           </w:p>
           <w:p>
@@ -4573,12 +5661,14 @@
                 <w:ilvl w:val="0"/>
                 <w:numId w:val="29"/>
               </w:numPr>
-              <w:rPr>
-                <w:rFonts w:hint="eastAsia"/>
-              </w:rPr>
-            </w:pPr>
-            <w:r>
-              <w:t>RedNote (logo): https://www.rednote.com/user/profile/688081bd000000001b023c78?xsectoken=ABgNettPJMUXa3-pC1t-6RHwqf6aCUQjReZskyBQ9wUuo%3D&amp;xsecsource=pcsearch</w:t>
+            </w:pPr>
+            <w:proofErr w:type="spellStart"/>
+            <w:r>
+              <w:t>RedNote</w:t>
+            </w:r>
+            <w:proofErr w:type="spellEnd"/>
+            <w:r>
+              <w:t xml:space="preserve"> (logo): https://www.rednote.com/user/profile/688081bd000000001b023c78?xsectoken=ABgNettPJMUXa3-pC1t-6RHwqf6aCUQjReZskyBQ9wUuo%3D&amp;xsecsource=pcsearch</w:t>
             </w:r>
           </w:p>
           <w:p/>
@@ -4633,7 +5723,23 @@
               <w:t>International recognition.</w:t>
             </w:r>
             <w:r>
-              <w:t xml:space="preserve"> TadReamk's R&amp;D was recognised internationally in 2025-26 with a </w:t>
+              <w:t xml:space="preserve"> </w:t>
+            </w:r>
+            <w:proofErr w:type="spellStart"/>
+            <w:r>
+              <w:t>TadReamk's</w:t>
+            </w:r>
+            <w:proofErr w:type="spellEnd"/>
+            <w:r>
+              <w:t xml:space="preserve"> R&amp;D was </w:t>
+            </w:r>
+            <w:proofErr w:type="spellStart"/>
+            <w:r>
+              <w:t>recognised</w:t>
+            </w:r>
+            <w:proofErr w:type="spellEnd"/>
+            <w:r>
+              <w:t xml:space="preserve"> internationally in 2025-26 with a </w:t>
             </w:r>
             <w:r>
               <w:rPr>
@@ -4671,8 +5777,16 @@
               <w:rPr>
                 <w:b/>
               </w:rPr>
-              <w:t>HKAI Lab incubation programme</w:t>
-            </w:r>
+              <w:t xml:space="preserve">HKAI Lab incubation </w:t>
+            </w:r>
+            <w:proofErr w:type="spellStart"/>
+            <w:r>
+              <w:rPr>
+                <w:b/>
+              </w:rPr>
+              <w:t>programme</w:t>
+            </w:r>
+            <w:proofErr w:type="spellEnd"/>
             <w:r>
               <w:t xml:space="preserve"> in September 2025 widens the company's network and access to AI-focused mentorship, with </w:t>
             </w:r>
@@ -4692,7 +5806,15 @@
               <w:t>additional HKSTP space</w:t>
             </w:r>
             <w:r>
-              <w:t xml:space="preserve"> as in-kind support, complementing existing HKSTP Incu-App incubation.</w:t>
+              <w:t xml:space="preserve"> as in-kind support, complementing existing HKSTP </w:t>
+            </w:r>
+            <w:proofErr w:type="spellStart"/>
+            <w:r>
+              <w:t>Incu</w:t>
+            </w:r>
+            <w:proofErr w:type="spellEnd"/>
+            <w:r>
+              <w:t>-App incubation.</w:t>
             </w:r>
           </w:p>
         </w:tc>
@@ -4868,14 +5990,66 @@
             <w:r>
               <w:t xml:space="preserve"> Beyond TE and TC, the public seven-product suite now also includes </w:t>
             </w:r>
-            <w:r>
-              <w:rPr>
-                <w:b/>
-              </w:rPr>
-              <w:t>TadReamk Patent, TadReamk Surveillance, the Logo Competition Platform, the Business Card Manager and TadReamk Lace</w:t>
-            </w:r>
-            <w:r>
-              <w:t xml:space="preserve"> (via the AI Services (https://tadreamk.com/ai-services) portal), each of which opens an additional commercialisation channel without diluting the core trademark-AI focus. Rachel and MallBuddy extend the same core IP into conversational and retail navigation use cases.</w:t>
+            <w:proofErr w:type="spellStart"/>
+            <w:r>
+              <w:rPr>
+                <w:b/>
+              </w:rPr>
+              <w:t>TadReamk</w:t>
+            </w:r>
+            <w:proofErr w:type="spellEnd"/>
+            <w:r>
+              <w:rPr>
+                <w:b/>
+              </w:rPr>
+              <w:t xml:space="preserve"> Patent, </w:t>
+            </w:r>
+            <w:proofErr w:type="spellStart"/>
+            <w:r>
+              <w:rPr>
+                <w:b/>
+              </w:rPr>
+              <w:t>TadReamk</w:t>
+            </w:r>
+            <w:proofErr w:type="spellEnd"/>
+            <w:r>
+              <w:rPr>
+                <w:b/>
+              </w:rPr>
+              <w:t xml:space="preserve"> Surveillance, the Logo Competition Platform, the Business Card Manager and </w:t>
+            </w:r>
+            <w:proofErr w:type="spellStart"/>
+            <w:r>
+              <w:rPr>
+                <w:b/>
+              </w:rPr>
+              <w:t>TadReamk</w:t>
+            </w:r>
+            <w:proofErr w:type="spellEnd"/>
+            <w:r>
+              <w:rPr>
+                <w:b/>
+              </w:rPr>
+              <w:t xml:space="preserve"> Lace</w:t>
+            </w:r>
+            <w:r>
+              <w:t xml:space="preserve"> (via the AI Services (https://tadreamk.com/ai-services) portal), each of which opens an additional </w:t>
+            </w:r>
+            <w:proofErr w:type="spellStart"/>
+            <w:r>
+              <w:t>commercialisation</w:t>
+            </w:r>
+            <w:proofErr w:type="spellEnd"/>
+            <w:r>
+              <w:t xml:space="preserve"> channel without diluting the core trademark-AI focus. Rachel and </w:t>
+            </w:r>
+            <w:proofErr w:type="spellStart"/>
+            <w:r>
+              <w:t>MallBuddy</w:t>
+            </w:r>
+            <w:proofErr w:type="spellEnd"/>
+            <w:r>
+              <w:t xml:space="preserve"> extend the same core IP into conversational and retail navigation use cases.</w:t>
             </w:r>
           </w:p>
           <w:p>
@@ -4893,7 +6067,15 @@
               <w:t>Candidate second product line — internal admin-AI toolkit.</w:t>
             </w:r>
             <w:r>
-              <w:t xml:space="preserve"> The internal admin-AI toolkit (Theme 5 of the executive summary) opens up a credible adjacent revenue stream applicable to any HK-based start-up grappling with the 60+ administrative tasks intrinsic to running a small business.</w:t>
+              <w:t xml:space="preserve"> The internal admin-AI toolkit (Theme 5 of the executive summary) </w:t>
+            </w:r>
+            <w:proofErr w:type="gramStart"/>
+            <w:r>
+              <w:t>opens up</w:t>
+            </w:r>
+            <w:proofErr w:type="gramEnd"/>
+            <w:r>
+              <w:t xml:space="preserve"> a credible adjacent revenue stream applicable to any HK-based start-up grappling with the 60+ administrative tasks intrinsic to running a small business.</w:t>
             </w:r>
           </w:p>
           <w:p>
@@ -4947,7 +6129,15 @@
               <w:t>additional HKSTP workspace</w:t>
             </w:r>
             <w:r>
-              <w:t xml:space="preserve"> reducing infrastructure cost alongside the existing HKSTP Incu-App support.</w:t>
+              <w:t xml:space="preserve"> reducing infrastructure cost alongside the existing HKSTP </w:t>
+            </w:r>
+            <w:proofErr w:type="spellStart"/>
+            <w:r>
+              <w:t>Incu</w:t>
+            </w:r>
+            <w:proofErr w:type="spellEnd"/>
+            <w:r>
+              <w:t>-App support.</w:t>
             </w:r>
           </w:p>
           <w:p>
@@ -4998,7 +6188,7 @@
               <w:rPr>
                 <w:b/>
               </w:rPr>
-              <w:t>HK$1.2 million</w:t>
+              <w:t>HK$1 million</w:t>
             </w:r>
             <w:r>
               <w:t xml:space="preserve"> — a strong signal of confidence to external partners and investors.</w:t>
@@ -5017,7 +6207,15 @@
               </w:rPr>
             </w:pPr>
             <w:r>
-              <w:t>The three-market segmentation (Government, Business, Consumer) introduced last year continues to guide commercialisation, with the freemium consumer-tier serving primarily as a reputation-building and lead-generation channel for the higher-margin Government and Business engagements.</w:t>
+              <w:t xml:space="preserve">The three-market segmentation (Government, Business, Consumer) introduced last year continues to guide </w:t>
+            </w:r>
+            <w:proofErr w:type="spellStart"/>
+            <w:r>
+              <w:t>commercialisation</w:t>
+            </w:r>
+            <w:proofErr w:type="spellEnd"/>
+            <w:r>
+              <w:t>, with the freemium consumer-tier serving primarily as a reputation-building and lead-generation channel for the higher-margin Government and Business engagements.</w:t>
             </w:r>
           </w:p>
         </w:tc>
@@ -5155,7 +6353,23 @@
               <w:t>Prof. Xu, Yi Da</w:t>
             </w:r>
             <w:r>
-              <w:t xml:space="preserve"> (Founder; Professor at HKBU) brings more than twenty years of machine-learning research, particularly in computer vision, augmented by five years as a software developer at IBM Australia and a track record of building and leading the Industry Data Science research team at the University of Technology Sydney (at its height, 30 members spanning scholars, postdoctoral researchers, PhD students and engineers, delivering over 20 research contracts across finance, government, transport, utilities, retail, e-commerce, defence and the legal industry). At TadReamk he sets strategic direction and secures the resources required for growth and innovation.</w:t>
+              <w:t xml:space="preserve"> (Founder; Professor at HKBU) brings more than twenty years of machine-learning research, particularly in computer vision, augmented by five years as a software developer at IBM Australia and a track record of building and leading the Industry Data Science research team at the University of Technology Sydney (at its height, 30 members spanning scholars, postdoctoral researchers, PhD students and engineers, delivering over 20 research contracts across finance, government, transport, utilities, retail, e-commerce, </w:t>
+            </w:r>
+            <w:proofErr w:type="spellStart"/>
+            <w:r>
+              <w:t>defence</w:t>
+            </w:r>
+            <w:proofErr w:type="spellEnd"/>
+            <w:r>
+              <w:t xml:space="preserve"> and the legal industry). At </w:t>
+            </w:r>
+            <w:proofErr w:type="spellStart"/>
+            <w:r>
+              <w:t>TadReamk</w:t>
+            </w:r>
+            <w:proofErr w:type="spellEnd"/>
+            <w:r>
+              <w:t xml:space="preserve"> he sets strategic direction and secures the resources required for growth and innovation.</w:t>
             </w:r>
           </w:p>
           <w:p/>
@@ -5179,7 +6393,15 @@
               <w:t>Mr. Sun, Xiao Yuan</w:t>
             </w:r>
             <w:r>
-              <w:t xml:space="preserve"> (Chief Technology Officer) — an app developer with seven years of industry experience — leads delivery of the new AI coding standards across TE, TC, MallBuddy and Rachel.</w:t>
+              <w:t xml:space="preserve"> (Chief Technology Officer) — an app developer with seven years of industry experience — leads delivery of the new AI coding standards across TE, TC, </w:t>
+            </w:r>
+            <w:proofErr w:type="spellStart"/>
+            <w:r>
+              <w:t>MallBuddy</w:t>
+            </w:r>
+            <w:proofErr w:type="spellEnd"/>
+            <w:r>
+              <w:t xml:space="preserve"> and Rachel.</w:t>
             </w:r>
           </w:p>
           <w:p/>
@@ -5203,7 +6425,7 @@
               <w:t>Dr. Niu, Shuai</w:t>
             </w:r>
             <w:r>
-              <w:t xml:space="preserve"> (Co-founder; PhD graduate from HKBU) contributes to image-processing and machine-learning initiatives, with the possibility of joining the company in a future time.</w:t>
+              <w:t xml:space="preserve"> (Co-founder; PhD graduate from HKBU) contributes to image-processing and machine-learning initiatives.</w:t>
             </w:r>
           </w:p>
           <w:p/>
@@ -5215,7 +6437,15 @@
               <w:t>Mr. Chen Chun Hang</w:t>
             </w:r>
             <w:r>
-              <w:t xml:space="preserve"> progressed from STEM Intern → part-time Research Associate (on TC) → Researcher leading interns and junior staff, and — having graduated from HKUST — is joining TadReamk Limited as a full-time employee. An RTH application is planned. He also contributes to part-time business development, having performed strongly in client-facing tasks despite his early-career stage.</w:t>
+              <w:t xml:space="preserve"> progressed from STEM Intern → part-time Research Associate (on TC) → Researcher leading interns and junior staff, and — having graduated from HKUST — is joining </w:t>
+            </w:r>
+            <w:proofErr w:type="spellStart"/>
+            <w:r>
+              <w:t>TadReamk</w:t>
+            </w:r>
+            <w:proofErr w:type="spellEnd"/>
+            <w:r>
+              <w:t xml:space="preserve"> Limited as a full-time employee. An RTH application is planned. He also contributes to part-time business development, having performed strongly in client-facing tasks despite his early-career stage.</w:t>
             </w:r>
           </w:p>
           <w:p/>
@@ -5270,7 +6500,21 @@
               <w:rPr>
                 <w:b/>
               </w:rPr>
-              <w:t>Staffing during 2025-26 — internship and early-career programme intake.</w:t>
+              <w:t xml:space="preserve">Staffing during 2025-26 — internship and early-career </w:t>
+            </w:r>
+            <w:proofErr w:type="spellStart"/>
+            <w:r>
+              <w:rPr>
+                <w:b/>
+              </w:rPr>
+              <w:t>programme</w:t>
+            </w:r>
+            <w:proofErr w:type="spellEnd"/>
+            <w:r>
+              <w:rPr>
+                <w:b/>
+              </w:rPr>
+              <w:t xml:space="preserve"> intake.</w:t>
             </w:r>
             <w:r>
               <w:t xml:space="preserve"> Per the ERP roster detailed in Section 4, the company hosted approximately </w:t>
@@ -5282,7 +6526,23 @@
               <w:t>16 additional interns and short-term contributors</w:t>
             </w:r>
             <w:r>
-              <w:t xml:space="preserve"> during the 2025-26 reporting period, distributed across multiple internship programmes. Reflecting the strong reputation built through the previous year's STEM internship experiences — exemplified by Mr. Chen Chun Hang's progression from summer STEM intern to full-time hire — TadReamk received </w:t>
+              <w:t xml:space="preserve"> during the 2025-26 reporting period, distributed across multiple internship </w:t>
+            </w:r>
+            <w:proofErr w:type="spellStart"/>
+            <w:r>
+              <w:t>programmes</w:t>
+            </w:r>
+            <w:proofErr w:type="spellEnd"/>
+            <w:r>
+              <w:t xml:space="preserve">. Reflecting the strong reputation built through the previous year's STEM internship experiences — exemplified by Mr. Chen Chun Hang's progression from summer STEM intern to full-time hire — </w:t>
+            </w:r>
+            <w:proofErr w:type="spellStart"/>
+            <w:r>
+              <w:t>TadReamk</w:t>
+            </w:r>
+            <w:proofErr w:type="spellEnd"/>
+            <w:r>
+              <w:t xml:space="preserve"> received </w:t>
             </w:r>
             <w:r>
               <w:rPr>
@@ -5310,11 +6570,39 @@
               <w:t>HKSAR Summer STEM Internship Scheme:</w:t>
             </w:r>
             <w:r>
-              <w:t xml:space="preserve"> around 10 participants, plus 3 with classification still pending — the bulk of our intake, and the company's primary route for </w:t>
+              <w:t xml:space="preserve"> 1</w:t>
+            </w:r>
+            <w:r>
+              <w:t>1</w:t>
+            </w:r>
+            <w:r>
+              <w:t xml:space="preserve"> participants — the bulk of our intake, and the company's primary route for engaging undergraduate STEM students from HKBU, </w:t>
             </w:r>
             <w:r>
               <w:lastRenderedPageBreak/>
-              <w:t>engaging undergraduate STEM students from HKBU, HKUST, CUHK, CityU, HKU and PolyU.</w:t>
+              <w:t>HKUST, CUHK,</w:t>
+            </w:r>
+            <w:r>
+              <w:t xml:space="preserve"> </w:t>
+            </w:r>
+            <w:proofErr w:type="spellStart"/>
+            <w:r>
+              <w:t>CityU</w:t>
+            </w:r>
+            <w:proofErr w:type="spellEnd"/>
+            <w:r>
+              <w:t>,</w:t>
+            </w:r>
+            <w:r>
+              <w:t xml:space="preserve"> HKU and </w:t>
+            </w:r>
+            <w:proofErr w:type="spellStart"/>
+            <w:r>
+              <w:t>PolyU</w:t>
+            </w:r>
+            <w:proofErr w:type="spellEnd"/>
+            <w:r>
+              <w:t>.</w:t>
             </w:r>
           </w:p>
           <w:p>
@@ -5329,7 +6617,21 @@
               <w:rPr>
                 <w:b/>
               </w:rPr>
-              <w:t>HKSTP Youth Internship Programme (YSIP):</w:t>
+              <w:t xml:space="preserve">HKSTP Youth Internship </w:t>
+            </w:r>
+            <w:proofErr w:type="spellStart"/>
+            <w:r>
+              <w:rPr>
+                <w:b/>
+              </w:rPr>
+              <w:t>Programme</w:t>
+            </w:r>
+            <w:proofErr w:type="spellEnd"/>
+            <w:r>
+              <w:rPr>
+                <w:b/>
+              </w:rPr>
+              <w:t xml:space="preserve"> (YSIP):</w:t>
             </w:r>
             <w:r>
               <w:t xml:space="preserve"> 2 participants.</w:t>
@@ -5343,11 +6645,33 @@
                 <w:numId w:val="33"/>
               </w:numPr>
             </w:pPr>
-            <w:r>
-              <w:rPr>
-                <w:b/>
-              </w:rPr>
-              <w:t>PolyU School of Design Internship Programme:</w:t>
+            <w:proofErr w:type="spellStart"/>
+            <w:r>
+              <w:rPr>
+                <w:b/>
+              </w:rPr>
+              <w:t>PolyU</w:t>
+            </w:r>
+            <w:proofErr w:type="spellEnd"/>
+            <w:r>
+              <w:rPr>
+                <w:b/>
+              </w:rPr>
+              <w:t xml:space="preserve"> School of Design Internship </w:t>
+            </w:r>
+            <w:proofErr w:type="spellStart"/>
+            <w:r>
+              <w:rPr>
+                <w:b/>
+              </w:rPr>
+              <w:t>Programme</w:t>
+            </w:r>
+            <w:proofErr w:type="spellEnd"/>
+            <w:r>
+              <w:rPr>
+                <w:b/>
+              </w:rPr>
+              <w:t>:</w:t>
             </w:r>
             <w:r>
               <w:t xml:space="preserve"> 2 participants — extending the talent pipeline beyond pure STEM into the design disciplines critical to TC and the Logo Competition Platform.</w:t>
@@ -5391,6 +6715,11 @@
           </w:p>
           <w:p/>
           <w:p>
+            <w:pPr>
+              <w:rPr>
+                <w:rFonts w:hint="eastAsia"/>
+              </w:rPr>
+            </w:pPr>
             <w:r>
               <w:t xml:space="preserve">In addition, </w:t>
             </w:r>
@@ -5398,8 +6727,16 @@
               <w:rPr>
                 <w:b/>
               </w:rPr>
-              <w:t>Mr. LIU Xinhui</w:t>
-            </w:r>
+              <w:t xml:space="preserve">Mr. LIU </w:t>
+            </w:r>
+            <w:proofErr w:type="spellStart"/>
+            <w:r>
+              <w:rPr>
+                <w:b/>
+              </w:rPr>
+              <w:t>Xinhui</w:t>
+            </w:r>
+            <w:proofErr w:type="spellEnd"/>
             <w:r>
               <w:t xml:space="preserve"> joined as a part-time researcher, and </w:t>
             </w:r>
@@ -5407,8 +6744,16 @@
               <w:rPr>
                 <w:b/>
               </w:rPr>
-              <w:t>Mr. LI Dexiong</w:t>
-            </w:r>
+              <w:t xml:space="preserve">Mr. LI </w:t>
+            </w:r>
+            <w:proofErr w:type="spellStart"/>
+            <w:r>
+              <w:rPr>
+                <w:b/>
+              </w:rPr>
+              <w:t>Dexiong</w:t>
+            </w:r>
+            <w:proofErr w:type="spellEnd"/>
             <w:r>
               <w:t xml:space="preserve"> joined as an AI Research &amp; Development Intern dedicated to AI-driven promotional material generation (the AI-marketing capability described in Theme 4 of the executive summary).</w:t>
             </w:r>
@@ -5424,7 +6769,15 @@
               </w:rPr>
             </w:pPr>
             <w:r>
-              <w:t>Together, the team's combined academic credentials, industry experience and demonstrated ability to ship commercial-grade AI products — coupled with a deep pipeline of early-career talent — give TadReamk a strong capability to deliver against the remaining milestones in the three-year TSSSU proposal.</w:t>
+              <w:t xml:space="preserve">Together, the team's combined academic credentials, industry experience and demonstrated ability to ship commercial-grade AI products — coupled with a deep pipeline of early-career talent — give </w:t>
+            </w:r>
+            <w:proofErr w:type="spellStart"/>
+            <w:r>
+              <w:t>TadReamk</w:t>
+            </w:r>
+            <w:proofErr w:type="spellEnd"/>
+            <w:r>
+              <w:t xml:space="preserve"> a strong capability to deliver against the remaining milestones in the three-year TSSSU proposal.</w:t>
             </w:r>
           </w:p>
         </w:tc>
@@ -5549,7 +6902,15 @@
           </w:tcPr>
           <w:p>
             <w:r>
-              <w:t>The original social-impact narrative articulated in the 2023-24 and 2024-25 final reports continues to apply, and is updated below with 2025-26-specific activity.</w:t>
+              <w:t xml:space="preserve">The original social-impact narrative articulated in the 2023-24 and 2024-25 final reports continues to </w:t>
+            </w:r>
+            <w:proofErr w:type="gramStart"/>
+            <w:r>
+              <w:t>apply, and</w:t>
+            </w:r>
+            <w:proofErr w:type="gramEnd"/>
+            <w:r>
+              <w:t xml:space="preserve"> is updated below with 2025-26-specific activity.</w:t>
             </w:r>
           </w:p>
           <w:p/>
@@ -5561,7 +6922,23 @@
               <w:t>Impact for small and medium enterprises (SMEs).</w:t>
             </w:r>
             <w:r>
-              <w:t xml:space="preserve"> TadReamk's mission of giving SMEs affordable, end-to-end access to trademark technology — from registration through to infringement-risk mitigation — has been reinforced this year by maintaining a freemium consumer tier for TE, ensuring that individual businesses and patent attorneys are not priced out of pre-filing checks even as we monetise higher-value Government and Business engagements.</w:t>
+              <w:t xml:space="preserve"> </w:t>
+            </w:r>
+            <w:proofErr w:type="spellStart"/>
+            <w:r>
+              <w:t>TadReamk's</w:t>
+            </w:r>
+            <w:proofErr w:type="spellEnd"/>
+            <w:r>
+              <w:t xml:space="preserve"> mission of giving SMEs affordable, end-to-end access to trademark technology — from registration through to infringement-risk mitigation — has been reinforced this year by maintaining a freemium consumer tier for TE, ensuring that individual businesses and patent attorneys are not priced out of pre-filing checks even as we </w:t>
+            </w:r>
+            <w:proofErr w:type="spellStart"/>
+            <w:r>
+              <w:t>monetise</w:t>
+            </w:r>
+            <w:proofErr w:type="spellEnd"/>
+            <w:r>
+              <w:t xml:space="preserve"> higher-value Government and Business engagements.</w:t>
             </w:r>
           </w:p>
           <w:p/>
@@ -5573,7 +6950,15 @@
               <w:t>Educational and community engagement — HKBU Science Faculty logo competition.</w:t>
             </w:r>
             <w:r>
-              <w:t xml:space="preserve"> The TC-powered logo competition is a direct community impact: it engages students and the broader HKBU community in a creative, AI-assisted design exercise, with the winning entry being incorporated into the Faculty's new logo. This both showcases what AI-assisted design can do for non-commercial audiences and creates a long-lived visible artefact of the collaboration.</w:t>
+              <w:t xml:space="preserve"> The TC-powered logo competition is a direct community impact: it engages students and the broader HKBU community in a creative, AI-assisted design exercise, with the winning entry being incorporated into the </w:t>
+            </w:r>
+            <w:proofErr w:type="gramStart"/>
+            <w:r>
+              <w:t>Faculty's</w:t>
+            </w:r>
+            <w:proofErr w:type="gramEnd"/>
+            <w:r>
+              <w:t xml:space="preserve"> new logo. This both showcases what AI-assisted design can do for non-commercial audiences and creates a long-lived visible artefact of the collaboration.</w:t>
             </w:r>
           </w:p>
           <w:p/>
@@ -5585,7 +6970,15 @@
               <w:t>Sharing the entrepreneurial experience.</w:t>
             </w:r>
             <w:r>
-              <w:t xml:space="preserve"> Prof. Xu's continued engagement with his community of tens of thousands of machine-learning followers across multiple social media channels — and his presentations during trips to Australia — continue to position TadReamk, HKBU and Hong Kong's start-up ecosystem (including HKSTP) on the international map.</w:t>
+              <w:t xml:space="preserve"> Prof. Xu's continued engagement with his community of tens of thousands of machine-learning followers across multiple social media channels — and his presentations during trips to Australia — continue to position </w:t>
+            </w:r>
+            <w:proofErr w:type="spellStart"/>
+            <w:r>
+              <w:t>TadReamk</w:t>
+            </w:r>
+            <w:proofErr w:type="spellEnd"/>
+            <w:r>
+              <w:t>, HKBU and Hong Kong's start-up ecosystem (including HKSTP) on the international map.</w:t>
             </w:r>
           </w:p>
           <w:p/>
@@ -5597,7 +6990,15 @@
               <w:t>STEM and youth talent development.</w:t>
             </w:r>
             <w:r>
-              <w:t xml:space="preserve"> TadReamk and its founder are deeply committed to nurturing the next generation of young talent — a commitment that runs throughout the year and is documented in Section 4. Prof. Xu believes that giving young people hands-on experience in the day-to-day running of a start-up is itself a form of knowledge dissemination, vital for their personal and professional growth. During 2025-26 the company hosted approximately </w:t>
+              <w:t xml:space="preserve"> </w:t>
+            </w:r>
+            <w:proofErr w:type="spellStart"/>
+            <w:r>
+              <w:t>TadReamk</w:t>
+            </w:r>
+            <w:proofErr w:type="spellEnd"/>
+            <w:r>
+              <w:t xml:space="preserve"> and its founder are deeply committed to nurturing the next generation of young talent — a commitment that runs throughout the year and is documented in Section 4. Prof. Xu believes that giving young people hands-on experience in the day-to-day running of a start-up is itself a form of knowledge dissemination, vital for their personal and professional growth. During 2025-26 the company hosted approximately </w:t>
             </w:r>
             <w:r>
               <w:rPr>
@@ -5621,23 +7022,58 @@
               <w:rPr>
                 <w:b/>
               </w:rPr>
-              <w:t>HKSTP Youth Internship Programme (YSIP)</w:t>
+              <w:t xml:space="preserve">HKSTP Youth Internship </w:t>
+            </w:r>
+            <w:proofErr w:type="spellStart"/>
+            <w:r>
+              <w:rPr>
+                <w:b/>
+              </w:rPr>
+              <w:t>Programme</w:t>
+            </w:r>
+            <w:proofErr w:type="spellEnd"/>
+            <w:r>
+              <w:rPr>
+                <w:b/>
+              </w:rPr>
+              <w:t xml:space="preserve"> (YSIP)</w:t>
             </w:r>
             <w:r>
               <w:t xml:space="preserve">, the </w:t>
             </w:r>
-            <w:r>
-              <w:rPr>
-                <w:b/>
-              </w:rPr>
-              <w:t>PolyU School of Design Internship Programme</w:t>
-            </w:r>
+            <w:proofErr w:type="spellStart"/>
+            <w:r>
+              <w:rPr>
+                <w:b/>
+              </w:rPr>
+              <w:t>PolyU</w:t>
+            </w:r>
+            <w:proofErr w:type="spellEnd"/>
+            <w:r>
+              <w:rPr>
+                <w:b/>
+              </w:rPr>
+              <w:t xml:space="preserve"> School of Design Internship </w:t>
+            </w:r>
+            <w:proofErr w:type="spellStart"/>
+            <w:r>
+              <w:rPr>
+                <w:b/>
+              </w:rPr>
+              <w:t>Programme</w:t>
+            </w:r>
+            <w:proofErr w:type="spellEnd"/>
             <w:r>
               <w:t xml:space="preserve">, and directly funded roles, drawing from HKBU, HKUST, CUHK, </w:t>
             </w:r>
+            <w:proofErr w:type="spellStart"/>
             <w:r>
               <w:lastRenderedPageBreak/>
-              <w:t>PolyU and other Hong Kong universities. Mr. Chen Chun Hang's earlier progression from summer STEM intern → part-time Research Associate → Researcher → full-time hire remains the flagship example of the long-term career impact of this work.</w:t>
+              <w:t>PolyU</w:t>
+            </w:r>
+            <w:proofErr w:type="spellEnd"/>
+            <w:r>
+              <w:t xml:space="preserve"> and other Hong Kong universities. Mr. Chen Chun Hang's earlier progression from summer STEM intern → part-time Research Associate → Researcher → full-time hire remains the flagship example of the long-term career impact of this work.</w:t>
             </w:r>
           </w:p>
           <w:p/>
@@ -5654,7 +7090,15 @@
               <w:t>Media coverage and exhibitions.</w:t>
             </w:r>
             <w:r>
-              <w:t xml:space="preserve"> A headline event of the year was TadReamk </w:t>
+              <w:t xml:space="preserve"> A headline event of the year was </w:t>
+            </w:r>
+            <w:proofErr w:type="spellStart"/>
+            <w:r>
+              <w:t>TadReamk</w:t>
+            </w:r>
+            <w:proofErr w:type="spellEnd"/>
+            <w:r>
+              <w:t xml:space="preserve"> </w:t>
             </w:r>
             <w:r>
               <w:rPr>
@@ -5672,13 +7116,35 @@
               <w:t>won a Bronze Medal</w:t>
             </w:r>
             <w:r>
-              <w:t xml:space="preserve"> — recognising both the technical merit of our trademark AI suite and the global relevance of the underlying research. The company's admission to the </w:t>
-            </w:r>
-            <w:r>
-              <w:rPr>
-                <w:b/>
-              </w:rPr>
-              <w:t>HKAI Lab incubation programme in September 2025</w:t>
+              <w:t xml:space="preserve"> — </w:t>
+            </w:r>
+            <w:proofErr w:type="spellStart"/>
+            <w:r>
+              <w:t>recognising</w:t>
+            </w:r>
+            <w:proofErr w:type="spellEnd"/>
+            <w:r>
+              <w:t xml:space="preserve"> both the technical merit of our trademark AI suite and the global relevance of the underlying research. The company's admission to the </w:t>
+            </w:r>
+            <w:r>
+              <w:rPr>
+                <w:b/>
+              </w:rPr>
+              <w:t xml:space="preserve">HKAI Lab incubation </w:t>
+            </w:r>
+            <w:proofErr w:type="spellStart"/>
+            <w:r>
+              <w:rPr>
+                <w:b/>
+              </w:rPr>
+              <w:t>programme</w:t>
+            </w:r>
+            <w:proofErr w:type="spellEnd"/>
+            <w:r>
+              <w:rPr>
+                <w:b/>
+              </w:rPr>
+              <w:t xml:space="preserve"> in September 2025</w:t>
             </w:r>
             <w:r>
               <w:t xml:space="preserve"> has further increased media and ecosystem visibility within Hong Kong. In addition, </w:t>
@@ -5687,10 +7153,24 @@
               <w:rPr>
                 <w:b/>
               </w:rPr>
-              <w:t>Prof. Xu and TadReamk Limited featured on the cover page of *Ta Kung Pao</w:t>
-            </w:r>
-            <w:r>
-              <w:t>*, one of Hong Kong's leading Chinese-language newspapers — a significant public endorsement of the company's work and its contribution to Hong Kong's innovation ecosystem.</w:t>
+              <w:t xml:space="preserve">Prof. Xu and </w:t>
+            </w:r>
+            <w:proofErr w:type="spellStart"/>
+            <w:r>
+              <w:rPr>
+                <w:b/>
+              </w:rPr>
+              <w:t>TadReamk</w:t>
+            </w:r>
+            <w:proofErr w:type="spellEnd"/>
+            <w:r>
+              <w:rPr>
+                <w:b/>
+              </w:rPr>
+              <w:t xml:space="preserve"> Limited featured on the cover page of Ta Kung Pao</w:t>
+            </w:r>
+            <w:r>
+              <w:t>, one of Hong Kong's leading Chinese-language newspapers — a significant public endorsement of the company's work and its contribution to Hong Kong's innovation ecosystem.</w:t>
             </w:r>
           </w:p>
         </w:tc>
@@ -8044,6 +9524,119 @@
     </w:lvl>
   </w:abstractNum>
   <w:abstractNum w:abstractNumId="21" w15:restartNumberingAfterBreak="0">
+    <w:nsid w:val="4B856597"/>
+    <w:multiLevelType w:val="hybridMultilevel"/>
+    <w:tmpl w:val="5024FA30"/>
+    <w:lvl w:ilvl="0" w:tplc="04090001">
+      <w:start w:val="1"/>
+      <w:numFmt w:val="bullet"/>
+      <w:lvlText w:val=""/>
+      <w:lvlJc w:val="left"/>
+      <w:pPr>
+        <w:ind w:left="440" w:hanging="440"/>
+      </w:pPr>
+      <w:rPr>
+        <w:rFonts w:ascii="Symbol" w:hAnsi="Symbol" w:hint="default"/>
+      </w:rPr>
+    </w:lvl>
+    <w:lvl w:ilvl="1" w:tplc="04090003" w:tentative="1">
+      <w:start w:val="1"/>
+      <w:numFmt w:val="bullet"/>
+      <w:lvlText w:val=""/>
+      <w:lvlJc w:val="left"/>
+      <w:pPr>
+        <w:ind w:left="880" w:hanging="440"/>
+      </w:pPr>
+      <w:rPr>
+        <w:rFonts w:ascii="Wingdings" w:hAnsi="Wingdings" w:hint="default"/>
+      </w:rPr>
+    </w:lvl>
+    <w:lvl w:ilvl="2" w:tplc="04090005" w:tentative="1">
+      <w:start w:val="1"/>
+      <w:numFmt w:val="bullet"/>
+      <w:lvlText w:val=""/>
+      <w:lvlJc w:val="left"/>
+      <w:pPr>
+        <w:ind w:left="1320" w:hanging="440"/>
+      </w:pPr>
+      <w:rPr>
+        <w:rFonts w:ascii="Wingdings" w:hAnsi="Wingdings" w:hint="default"/>
+      </w:rPr>
+    </w:lvl>
+    <w:lvl w:ilvl="3" w:tplc="04090001" w:tentative="1">
+      <w:start w:val="1"/>
+      <w:numFmt w:val="bullet"/>
+      <w:lvlText w:val=""/>
+      <w:lvlJc w:val="left"/>
+      <w:pPr>
+        <w:ind w:left="1760" w:hanging="440"/>
+      </w:pPr>
+      <w:rPr>
+        <w:rFonts w:ascii="Wingdings" w:hAnsi="Wingdings" w:hint="default"/>
+      </w:rPr>
+    </w:lvl>
+    <w:lvl w:ilvl="4" w:tplc="04090003" w:tentative="1">
+      <w:start w:val="1"/>
+      <w:numFmt w:val="bullet"/>
+      <w:lvlText w:val=""/>
+      <w:lvlJc w:val="left"/>
+      <w:pPr>
+        <w:ind w:left="2200" w:hanging="440"/>
+      </w:pPr>
+      <w:rPr>
+        <w:rFonts w:ascii="Wingdings" w:hAnsi="Wingdings" w:hint="default"/>
+      </w:rPr>
+    </w:lvl>
+    <w:lvl w:ilvl="5" w:tplc="04090005" w:tentative="1">
+      <w:start w:val="1"/>
+      <w:numFmt w:val="bullet"/>
+      <w:lvlText w:val=""/>
+      <w:lvlJc w:val="left"/>
+      <w:pPr>
+        <w:ind w:left="2640" w:hanging="440"/>
+      </w:pPr>
+      <w:rPr>
+        <w:rFonts w:ascii="Wingdings" w:hAnsi="Wingdings" w:hint="default"/>
+      </w:rPr>
+    </w:lvl>
+    <w:lvl w:ilvl="6" w:tplc="04090001" w:tentative="1">
+      <w:start w:val="1"/>
+      <w:numFmt w:val="bullet"/>
+      <w:lvlText w:val=""/>
+      <w:lvlJc w:val="left"/>
+      <w:pPr>
+        <w:ind w:left="3080" w:hanging="440"/>
+      </w:pPr>
+      <w:rPr>
+        <w:rFonts w:ascii="Wingdings" w:hAnsi="Wingdings" w:hint="default"/>
+      </w:rPr>
+    </w:lvl>
+    <w:lvl w:ilvl="7" w:tplc="04090003" w:tentative="1">
+      <w:start w:val="1"/>
+      <w:numFmt w:val="bullet"/>
+      <w:lvlText w:val=""/>
+      <w:lvlJc w:val="left"/>
+      <w:pPr>
+        <w:ind w:left="3520" w:hanging="440"/>
+      </w:pPr>
+      <w:rPr>
+        <w:rFonts w:ascii="Wingdings" w:hAnsi="Wingdings" w:hint="default"/>
+      </w:rPr>
+    </w:lvl>
+    <w:lvl w:ilvl="8" w:tplc="04090005" w:tentative="1">
+      <w:start w:val="1"/>
+      <w:numFmt w:val="bullet"/>
+      <w:lvlText w:val=""/>
+      <w:lvlJc w:val="left"/>
+      <w:pPr>
+        <w:ind w:left="3960" w:hanging="440"/>
+      </w:pPr>
+      <w:rPr>
+        <w:rFonts w:ascii="Wingdings" w:hAnsi="Wingdings" w:hint="default"/>
+      </w:rPr>
+    </w:lvl>
+  </w:abstractNum>
+  <w:abstractNum w:abstractNumId="22" w15:restartNumberingAfterBreak="0">
     <w:nsid w:val="535A7E10"/>
     <w:multiLevelType w:val="hybridMultilevel"/>
     <w:tmpl w:val="59A47342"/>
@@ -8132,7 +9725,7 @@
       </w:pPr>
     </w:lvl>
   </w:abstractNum>
-  <w:abstractNum w:abstractNumId="22" w15:restartNumberingAfterBreak="0">
+  <w:abstractNum w:abstractNumId="23" w15:restartNumberingAfterBreak="0">
     <w:nsid w:val="537919DD"/>
     <w:multiLevelType w:val="hybridMultilevel"/>
     <w:tmpl w:val="EC82F510"/>
@@ -8245,7 +9838,7 @@
       </w:rPr>
     </w:lvl>
   </w:abstractNum>
-  <w:abstractNum w:abstractNumId="23" w15:restartNumberingAfterBreak="0">
+  <w:abstractNum w:abstractNumId="24" w15:restartNumberingAfterBreak="0">
     <w:nsid w:val="57AF1C8B"/>
     <w:multiLevelType w:val="hybridMultilevel"/>
     <w:tmpl w:val="54849D5A"/>
@@ -8358,7 +9951,7 @@
       </w:rPr>
     </w:lvl>
   </w:abstractNum>
-  <w:abstractNum w:abstractNumId="24" w15:restartNumberingAfterBreak="0">
+  <w:abstractNum w:abstractNumId="25" w15:restartNumberingAfterBreak="0">
     <w:nsid w:val="5E633BC3"/>
     <w:multiLevelType w:val="hybridMultilevel"/>
     <w:tmpl w:val="D21CFBC0"/>
@@ -8471,7 +10064,7 @@
       </w:rPr>
     </w:lvl>
   </w:abstractNum>
-  <w:abstractNum w:abstractNumId="25" w15:restartNumberingAfterBreak="0">
+  <w:abstractNum w:abstractNumId="26" w15:restartNumberingAfterBreak="0">
     <w:nsid w:val="61293E3E"/>
     <w:multiLevelType w:val="hybridMultilevel"/>
     <w:tmpl w:val="41CC9CE8"/>
@@ -8584,7 +10177,7 @@
       </w:rPr>
     </w:lvl>
   </w:abstractNum>
-  <w:abstractNum w:abstractNumId="26" w15:restartNumberingAfterBreak="0">
+  <w:abstractNum w:abstractNumId="27" w15:restartNumberingAfterBreak="0">
     <w:nsid w:val="63754260"/>
     <w:multiLevelType w:val="hybridMultilevel"/>
     <w:tmpl w:val="33A4670C"/>
@@ -8697,7 +10290,7 @@
       </w:rPr>
     </w:lvl>
   </w:abstractNum>
-  <w:abstractNum w:abstractNumId="27" w15:restartNumberingAfterBreak="0">
+  <w:abstractNum w:abstractNumId="28" w15:restartNumberingAfterBreak="0">
     <w:nsid w:val="67167668"/>
     <w:multiLevelType w:val="hybridMultilevel"/>
     <w:tmpl w:val="E4702064"/>
@@ -8786,7 +10379,7 @@
       </w:pPr>
     </w:lvl>
   </w:abstractNum>
-  <w:abstractNum w:abstractNumId="28" w15:restartNumberingAfterBreak="0">
+  <w:abstractNum w:abstractNumId="29" w15:restartNumberingAfterBreak="0">
     <w:nsid w:val="691A5EAC"/>
     <w:multiLevelType w:val="hybridMultilevel"/>
     <w:tmpl w:val="70DAC2C0"/>
@@ -8899,7 +10492,7 @@
       </w:rPr>
     </w:lvl>
   </w:abstractNum>
-  <w:abstractNum w:abstractNumId="29" w15:restartNumberingAfterBreak="0">
+  <w:abstractNum w:abstractNumId="30" w15:restartNumberingAfterBreak="0">
     <w:nsid w:val="74A77BB7"/>
     <w:multiLevelType w:val="hybridMultilevel"/>
     <w:tmpl w:val="D4EACEEE"/>
@@ -9012,7 +10605,7 @@
       </w:rPr>
     </w:lvl>
   </w:abstractNum>
-  <w:abstractNum w:abstractNumId="30" w15:restartNumberingAfterBreak="0">
+  <w:abstractNum w:abstractNumId="31" w15:restartNumberingAfterBreak="0">
     <w:nsid w:val="793C5191"/>
     <w:multiLevelType w:val="hybridMultilevel"/>
     <w:tmpl w:val="EC0287CE"/>
@@ -9125,7 +10718,7 @@
       </w:rPr>
     </w:lvl>
   </w:abstractNum>
-  <w:abstractNum w:abstractNumId="31" w15:restartNumberingAfterBreak="0">
+  <w:abstractNum w:abstractNumId="32" w15:restartNumberingAfterBreak="0">
     <w:nsid w:val="7CBB6520"/>
     <w:multiLevelType w:val="hybridMultilevel"/>
     <w:tmpl w:val="9BDE1020"/>
@@ -9239,10 +10832,10 @@
     </w:lvl>
   </w:abstractNum>
   <w:num w:numId="1" w16cid:durableId="468011878">
-    <w:abstractNumId w:val="25"/>
+    <w:abstractNumId w:val="26"/>
   </w:num>
   <w:num w:numId="2" w16cid:durableId="1292976871">
-    <w:abstractNumId w:val="25"/>
+    <w:abstractNumId w:val="26"/>
   </w:num>
   <w:num w:numId="3" w16cid:durableId="192424808">
     <w:abstractNumId w:val="17"/>
@@ -9251,7 +10844,7 @@
     <w:abstractNumId w:val="5"/>
   </w:num>
   <w:num w:numId="5" w16cid:durableId="793792063">
-    <w:abstractNumId w:val="27"/>
+    <w:abstractNumId w:val="28"/>
   </w:num>
   <w:num w:numId="6" w16cid:durableId="1945115163">
     <w:abstractNumId w:val="12"/>
@@ -9260,7 +10853,7 @@
     <w:abstractNumId w:val="15"/>
   </w:num>
   <w:num w:numId="8" w16cid:durableId="1450933488">
-    <w:abstractNumId w:val="21"/>
+    <w:abstractNumId w:val="22"/>
   </w:num>
   <w:num w:numId="9" w16cid:durableId="1960531990">
     <w:abstractNumId w:val="6"/>
@@ -9281,10 +10874,10 @@
     <w:abstractNumId w:val="20"/>
   </w:num>
   <w:num w:numId="15" w16cid:durableId="1460032876">
-    <w:abstractNumId w:val="26"/>
+    <w:abstractNumId w:val="27"/>
   </w:num>
   <w:num w:numId="16" w16cid:durableId="648510390">
-    <w:abstractNumId w:val="22"/>
+    <w:abstractNumId w:val="23"/>
   </w:num>
   <w:num w:numId="17" w16cid:durableId="426274656">
     <w:abstractNumId w:val="4"/>
@@ -9296,7 +10889,7 @@
     <w:abstractNumId w:val="18"/>
   </w:num>
   <w:num w:numId="20" w16cid:durableId="1363436739">
-    <w:abstractNumId w:val="28"/>
+    <w:abstractNumId w:val="29"/>
   </w:num>
   <w:num w:numId="21" w16cid:durableId="1434934094">
     <w:abstractNumId w:val="10"/>
@@ -9305,22 +10898,22 @@
     <w:abstractNumId w:val="9"/>
   </w:num>
   <w:num w:numId="23" w16cid:durableId="18825486">
-    <w:abstractNumId w:val="29"/>
+    <w:abstractNumId w:val="30"/>
   </w:num>
   <w:num w:numId="24" w16cid:durableId="1449161097">
-    <w:abstractNumId w:val="24"/>
+    <w:abstractNumId w:val="25"/>
   </w:num>
   <w:num w:numId="25" w16cid:durableId="1705671047">
     <w:abstractNumId w:val="1"/>
   </w:num>
   <w:num w:numId="26" w16cid:durableId="2077705849">
-    <w:abstractNumId w:val="23"/>
+    <w:abstractNumId w:val="24"/>
   </w:num>
   <w:num w:numId="27" w16cid:durableId="220487752">
-    <w:abstractNumId w:val="31"/>
+    <w:abstractNumId w:val="32"/>
   </w:num>
   <w:num w:numId="28" w16cid:durableId="438796052">
-    <w:abstractNumId w:val="30"/>
+    <w:abstractNumId w:val="31"/>
   </w:num>
   <w:num w:numId="29" w16cid:durableId="39936440">
     <w:abstractNumId w:val="2"/>
@@ -9336,6 +10929,9 @@
   </w:num>
   <w:num w:numId="33" w16cid:durableId="1445080644">
     <w:abstractNumId w:val="11"/>
+  </w:num>
+  <w:num w:numId="34" w16cid:durableId="1312253003">
+    <w:abstractNumId w:val="21"/>
   </w:num>
 </w:numbering>
 </file>
@@ -10180,27 +11776,6 @@
 </file>
 
 <file path=customXml/item1.xml><?xml version="1.0" encoding="utf-8"?>
-<?mso-contentType ?>
-<FormTemplates xmlns="http://schemas.microsoft.com/sharepoint/v3/contenttype/forms">
-  <Display>DocumentLibraryForm</Display>
-  <Edit>DocumentLibraryForm</Edit>
-  <New>DocumentLibraryForm</New>
-</FormTemplates>
-</file>
-
-<file path=customXml/item2.xml><?xml version="1.0" encoding="utf-8"?>
-<p:properties xmlns:p="http://schemas.microsoft.com/office/2006/metadata/properties" xmlns:xsi="http://www.w3.org/2001/XMLSchema-instance" xmlns:pc="http://schemas.microsoft.com/office/infopath/2007/PartnerControls">
-  <documentManagement>
-    <lcf76f155ced4ddcb4097134ff3c332f xmlns="19187dac-df12-4571-8d4c-1f93d22bc1fc">
-      <Terms xmlns="http://schemas.microsoft.com/office/infopath/2007/PartnerControls"/>
-    </lcf76f155ced4ddcb4097134ff3c332f>
-    <TaxCatchAll xmlns="5a7eadf7-2b1c-4a5a-97a9-adafd1c04f06" xsi:nil="true"/>
-    <Test_option xmlns="19187dac-df12-4571-8d4c-1f93d22bc1fc" xsi:nil="true"/>
-  </documentManagement>
-</p:properties>
-</file>
-
-<file path=customXml/item3.xml><?xml version="1.0" encoding="utf-8"?>
 <ct:contentTypeSchema xmlns:ct="http://schemas.microsoft.com/office/2006/metadata/contentType" xmlns:ma="http://schemas.microsoft.com/office/2006/metadata/properties/metaAttributes" ct:_="" ma:_="" ma:contentTypeName="Document" ma:contentTypeID="0x010100570AC14696B9334B8107905EF8DA8D2B" ma:contentTypeVersion="16" ma:contentTypeDescription="Create a new document." ma:contentTypeScope="" ma:versionID="8cb0d2ac5b079a5d737a49c0e2f8ce24">
   <xsd:schema xmlns:xsd="http://www.w3.org/2001/XMLSchema" xmlns:xs="http://www.w3.org/2001/XMLSchema" xmlns:p="http://schemas.microsoft.com/office/2006/metadata/properties" xmlns:ns2="19187dac-df12-4571-8d4c-1f93d22bc1fc" xmlns:ns3="5a7eadf7-2b1c-4a5a-97a9-adafd1c04f06" targetNamespace="http://schemas.microsoft.com/office/2006/metadata/properties" ma:root="true" ma:fieldsID="5a6178b83eca775cb72482119fe352a3" ns2:_="" ns3:_="">
     <xsd:import namespace="19187dac-df12-4571-8d4c-1f93d22bc1fc"/>
@@ -10455,10 +12030,42 @@
 </ct:contentTypeSchema>
 </file>
 
+<file path=customXml/item2.xml><?xml version="1.0" encoding="utf-8"?>
+<p:properties xmlns:p="http://schemas.microsoft.com/office/2006/metadata/properties" xmlns:xsi="http://www.w3.org/2001/XMLSchema-instance" xmlns:pc="http://schemas.microsoft.com/office/infopath/2007/PartnerControls">
+  <documentManagement>
+    <lcf76f155ced4ddcb4097134ff3c332f xmlns="19187dac-df12-4571-8d4c-1f93d22bc1fc">
+      <Terms xmlns="http://schemas.microsoft.com/office/infopath/2007/PartnerControls"/>
+    </lcf76f155ced4ddcb4097134ff3c332f>
+    <TaxCatchAll xmlns="5a7eadf7-2b1c-4a5a-97a9-adafd1c04f06" xsi:nil="true"/>
+    <Test_option xmlns="19187dac-df12-4571-8d4c-1f93d22bc1fc" xsi:nil="true"/>
+  </documentManagement>
+</p:properties>
+</file>
+
+<file path=customXml/item3.xml><?xml version="1.0" encoding="utf-8"?>
+<?mso-contentType ?>
+<FormTemplates xmlns="http://schemas.microsoft.com/sharepoint/v3/contenttype/forms">
+  <Display>DocumentLibraryForm</Display>
+  <Edit>DocumentLibraryForm</Edit>
+  <New>DocumentLibraryForm</New>
+</FormTemplates>
+</file>
+
 <file path=customXml/itemProps1.xml><?xml version="1.0" encoding="utf-8"?>
-<ds:datastoreItem xmlns:ds="http://schemas.openxmlformats.org/officeDocument/2006/customXml" ds:itemID="{5A6ED9B8-4C78-469B-974E-01619045165E}">
+<ds:datastoreItem xmlns:ds="http://schemas.openxmlformats.org/officeDocument/2006/customXml" ds:itemID="{02A0282B-D10C-453F-8BA3-840C192A6CC8}">
   <ds:schemaRefs>
-    <ds:schemaRef ds:uri="http://schemas.microsoft.com/sharepoint/v3/contenttype/forms"/>
+    <ds:schemaRef ds:uri="http://schemas.microsoft.com/office/2006/metadata/contentType"/>
+    <ds:schemaRef ds:uri="http://schemas.microsoft.com/office/2006/metadata/properties/metaAttributes"/>
+    <ds:schemaRef ds:uri="http://www.w3.org/2001/XMLSchema"/>
+    <ds:schemaRef ds:uri="http://schemas.microsoft.com/office/2006/metadata/properties"/>
+    <ds:schemaRef ds:uri="19187dac-df12-4571-8d4c-1f93d22bc1fc"/>
+    <ds:schemaRef ds:uri="5a7eadf7-2b1c-4a5a-97a9-adafd1c04f06"/>
+    <ds:schemaRef ds:uri="http://schemas.microsoft.com/office/2006/documentManagement/types"/>
+    <ds:schemaRef ds:uri="http://schemas.microsoft.com/office/infopath/2007/PartnerControls"/>
+    <ds:schemaRef ds:uri="http://schemas.openxmlformats.org/package/2006/metadata/core-properties"/>
+    <ds:schemaRef ds:uri="http://purl.org/dc/elements/1.1/"/>
+    <ds:schemaRef ds:uri="http://purl.org/dc/terms/"/>
+    <ds:schemaRef ds:uri="http://schemas.microsoft.com/internal/obd"/>
   </ds:schemaRefs>
 </ds:datastoreItem>
 </file>
@@ -10475,20 +12082,9 @@
 </file>
 
 <file path=customXml/itemProps3.xml><?xml version="1.0" encoding="utf-8"?>
-<ds:datastoreItem xmlns:ds="http://schemas.openxmlformats.org/officeDocument/2006/customXml" ds:itemID="{02A0282B-D10C-453F-8BA3-840C192A6CC8}">
+<ds:datastoreItem xmlns:ds="http://schemas.openxmlformats.org/officeDocument/2006/customXml" ds:itemID="{5A6ED9B8-4C78-469B-974E-01619045165E}">
   <ds:schemaRefs>
-    <ds:schemaRef ds:uri="http://schemas.microsoft.com/office/2006/metadata/contentType"/>
-    <ds:schemaRef ds:uri="http://schemas.microsoft.com/office/2006/metadata/properties/metaAttributes"/>
-    <ds:schemaRef ds:uri="http://www.w3.org/2001/XMLSchema"/>
-    <ds:schemaRef ds:uri="http://schemas.microsoft.com/office/2006/metadata/properties"/>
-    <ds:schemaRef ds:uri="19187dac-df12-4571-8d4c-1f93d22bc1fc"/>
-    <ds:schemaRef ds:uri="5a7eadf7-2b1c-4a5a-97a9-adafd1c04f06"/>
-    <ds:schemaRef ds:uri="http://schemas.microsoft.com/office/2006/documentManagement/types"/>
-    <ds:schemaRef ds:uri="http://schemas.microsoft.com/office/infopath/2007/PartnerControls"/>
-    <ds:schemaRef ds:uri="http://schemas.openxmlformats.org/package/2006/metadata/core-properties"/>
-    <ds:schemaRef ds:uri="http://purl.org/dc/elements/1.1/"/>
-    <ds:schemaRef ds:uri="http://purl.org/dc/terms/"/>
-    <ds:schemaRef ds:uri="http://schemas.microsoft.com/internal/obd"/>
+    <ds:schemaRef ds:uri="http://schemas.microsoft.com/sharepoint/v3/contenttype/forms"/>
   </ds:schemaRefs>
 </ds:datastoreItem>
 </file>